--- a/wwwroot/Templates/ContractNewEn.docx
+++ b/wwwroot/Templates/ContractNewEn.docx
@@ -442,6 +442,7 @@
               </w:rPr>
               <w:t xml:space="preserve"> </w:t>
             </w:r>
+            <w:proofErr w:type="gramStart"/>
             <w:r>
               <w:rPr>
                 <w:rFonts w:cs="Simplified Arabic"/>
@@ -486,6 +487,7 @@
               </w:rPr>
               <w:t>الموافق</w:t>
             </w:r>
+            <w:proofErr w:type="gramEnd"/>
             <w:r>
               <w:rPr>
                 <w:b/>
@@ -702,6 +704,7 @@
               </w:rPr>
               <w:t xml:space="preserve"> </w:t>
             </w:r>
+            <w:proofErr w:type="gramStart"/>
             <w:r>
               <w:rPr>
                 <w:rFonts w:cs="Simplified Arabic"/>
@@ -740,6 +743,7 @@
             <w:bookmarkStart w:id="5" w:name="CompFileNoAr"/>
             <w:bookmarkEnd w:id="4"/>
             <w:bookmarkEnd w:id="5"/>
+            <w:proofErr w:type="gramEnd"/>
           </w:p>
           <w:p>
             <w:pPr>
@@ -2945,6 +2949,7 @@
               </w:rPr>
               <w:t>مقداره</w:t>
             </w:r>
+            <w:proofErr w:type="gramStart"/>
             <w:r>
               <w:rPr>
                 <w:b/>
@@ -2991,6 +2996,7 @@
               </w:rPr>
               <w:t>)  دينار</w:t>
             </w:r>
+            <w:proofErr w:type="gramEnd"/>
             <w:r>
               <w:rPr>
                 <w:b/>
@@ -3720,6 +3726,7 @@
               </w:rPr>
               <w:t xml:space="preserve"> </w:t>
             </w:r>
+            <w:proofErr w:type="gramStart"/>
             <w:r>
               <w:rPr>
                 <w:rFonts w:cs="Simplified Arabic"/>
@@ -3764,6 +3771,7 @@
               </w:rPr>
               <w:t>ويلتزم</w:t>
             </w:r>
+            <w:proofErr w:type="gramEnd"/>
             <w:r>
               <w:rPr>
                 <w:b/>
@@ -4266,9 +4274,124 @@
           </w:p>
           <w:p>
             <w:pPr>
+              <w:jc w:val="center"/>
+              <w:rPr>
+                <w:rFonts w:cs="Simplified Arabic"/>
+                <w:b/>
+                <w:bCs/>
+                <w:sz w:val="16"/>
+                <w:szCs w:val="16"/>
+                <w:u w:val="single"/>
+              </w:rPr>
+            </w:pPr>
+            <w:r>
+              <w:rPr>
+                <w:rFonts w:cs="Simplified Arabic"/>
+                <w:b/>
+                <w:bCs/>
+                <w:sz w:val="18"/>
+                <w:szCs w:val="18"/>
+                <w:u w:val="single"/>
+                <w:rtl/>
+              </w:rPr>
+              <w:t>البند</w:t>
+            </w:r>
+            <w:r>
+              <w:rPr>
+                <w:b/>
+                <w:bCs/>
+                <w:sz w:val="18"/>
+                <w:szCs w:val="18"/>
+                <w:u w:val="single"/>
+                <w:rtl/>
+              </w:rPr>
+              <w:t xml:space="preserve"> </w:t>
+            </w:r>
+            <w:r>
+              <w:rPr>
+                <w:rFonts w:cs="Simplified Arabic"/>
+                <w:b/>
+                <w:bCs/>
+                <w:sz w:val="18"/>
+                <w:szCs w:val="18"/>
+                <w:u w:val="single"/>
+                <w:rtl/>
+              </w:rPr>
+              <w:t>السابع</w:t>
+            </w:r>
+          </w:p>
+          <w:p>
+            <w:pPr>
+              <w:jc w:val="center"/>
+              <w:rPr>
+                <w:rFonts w:cs="Simplified Arabic"/>
+                <w:b/>
+                <w:bCs/>
+                <w:sz w:val="16"/>
+                <w:szCs w:val="16"/>
+              </w:rPr>
+            </w:pPr>
+            <w:r>
+              <w:rPr>
+                <w:rFonts w:cs="Simplified Arabic"/>
+                <w:b/>
+                <w:bCs/>
+                <w:sz w:val="16"/>
+                <w:szCs w:val="16"/>
+                <w:u w:val="single"/>
+              </w:rPr>
+              <w:t>"</w:t>
+            </w:r>
+            <w:r>
+              <w:rPr>
+                <w:rFonts w:cs="Simplified Arabic"/>
+                <w:b/>
+                <w:bCs/>
+                <w:sz w:val="16"/>
+                <w:szCs w:val="16"/>
+                <w:u w:val="single"/>
+                <w:rtl/>
+              </w:rPr>
+              <w:t>الإجازة</w:t>
+            </w:r>
+            <w:r>
+              <w:rPr>
+                <w:b/>
+                <w:bCs/>
+                <w:sz w:val="16"/>
+                <w:szCs w:val="16"/>
+                <w:u w:val="single"/>
+                <w:rtl/>
+              </w:rPr>
+              <w:t xml:space="preserve"> </w:t>
+            </w:r>
+            <w:r>
+              <w:rPr>
+                <w:rFonts w:cs="Simplified Arabic"/>
+                <w:b/>
+                <w:bCs/>
+                <w:sz w:val="16"/>
+                <w:szCs w:val="16"/>
+                <w:u w:val="single"/>
+                <w:rtl/>
+              </w:rPr>
+              <w:t>السنوية</w:t>
+            </w:r>
+            <w:r>
+              <w:rPr>
+                <w:rFonts w:cs="Simplified Arabic"/>
+                <w:b/>
+                <w:bCs/>
+                <w:sz w:val="16"/>
+                <w:szCs w:val="16"/>
+              </w:rPr>
+              <w:t>"</w:t>
+            </w:r>
+          </w:p>
+          <w:p>
+            <w:pPr>
               <w:bidi/>
-              <w:ind w:left="720"/>
-              <w:jc w:val="both"/>
+              <w:ind w:firstLine="55"/>
               <w:rPr>
                 <w:rFonts w:ascii="Arial" w:hAnsi="Arial" w:cs="Arial"/>
                 <w:b/>
@@ -4278,6 +4401,552 @@
                 <w:lang w:bidi="ar-KW"/>
               </w:rPr>
             </w:pPr>
+            <w:r>
+              <w:rPr>
+                <w:rFonts w:cs="Simplified Arabic"/>
+                <w:b/>
+                <w:bCs/>
+                <w:sz w:val="16"/>
+                <w:szCs w:val="16"/>
+                <w:rtl/>
+              </w:rPr>
+              <w:t>للطرف</w:t>
+            </w:r>
+            <w:r>
+              <w:rPr>
+                <w:b/>
+                <w:bCs/>
+                <w:sz w:val="16"/>
+                <w:szCs w:val="16"/>
+                <w:rtl/>
+              </w:rPr>
+              <w:t xml:space="preserve"> </w:t>
+            </w:r>
+            <w:r>
+              <w:rPr>
+                <w:rFonts w:cs="Simplified Arabic"/>
+                <w:b/>
+                <w:bCs/>
+                <w:sz w:val="16"/>
+                <w:szCs w:val="16"/>
+                <w:rtl/>
+              </w:rPr>
+              <w:t>الثاني</w:t>
+            </w:r>
+            <w:r>
+              <w:rPr>
+                <w:b/>
+                <w:bCs/>
+                <w:sz w:val="16"/>
+                <w:szCs w:val="16"/>
+                <w:rtl/>
+              </w:rPr>
+              <w:t xml:space="preserve"> </w:t>
+            </w:r>
+            <w:r>
+              <w:rPr>
+                <w:rFonts w:cs="Simplified Arabic"/>
+                <w:b/>
+                <w:bCs/>
+                <w:sz w:val="16"/>
+                <w:szCs w:val="16"/>
+                <w:rtl/>
+              </w:rPr>
+              <w:t>الحق</w:t>
+            </w:r>
+            <w:r>
+              <w:rPr>
+                <w:b/>
+                <w:bCs/>
+                <w:sz w:val="16"/>
+                <w:szCs w:val="16"/>
+                <w:rtl/>
+              </w:rPr>
+              <w:t xml:space="preserve"> </w:t>
+            </w:r>
+            <w:r>
+              <w:rPr>
+                <w:rFonts w:cs="Simplified Arabic"/>
+                <w:b/>
+                <w:bCs/>
+                <w:sz w:val="16"/>
+                <w:szCs w:val="16"/>
+                <w:rtl/>
+              </w:rPr>
+              <w:t>في</w:t>
+            </w:r>
+            <w:r>
+              <w:rPr>
+                <w:b/>
+                <w:bCs/>
+                <w:sz w:val="16"/>
+                <w:szCs w:val="16"/>
+                <w:rtl/>
+              </w:rPr>
+              <w:t xml:space="preserve"> </w:t>
+            </w:r>
+            <w:r>
+              <w:rPr>
+                <w:rFonts w:cs="Simplified Arabic"/>
+                <w:b/>
+                <w:bCs/>
+                <w:sz w:val="16"/>
+                <w:szCs w:val="16"/>
+                <w:rtl/>
+              </w:rPr>
+              <w:t>اجازة</w:t>
+            </w:r>
+            <w:r>
+              <w:rPr>
+                <w:b/>
+                <w:bCs/>
+                <w:sz w:val="16"/>
+                <w:szCs w:val="16"/>
+                <w:rtl/>
+              </w:rPr>
+              <w:t xml:space="preserve"> </w:t>
+            </w:r>
+            <w:r>
+              <w:rPr>
+                <w:rFonts w:cs="Simplified Arabic"/>
+                <w:b/>
+                <w:bCs/>
+                <w:sz w:val="16"/>
+                <w:szCs w:val="16"/>
+                <w:rtl/>
+              </w:rPr>
+              <w:t>سنوية</w:t>
+            </w:r>
+            <w:r>
+              <w:rPr>
+                <w:b/>
+                <w:bCs/>
+                <w:sz w:val="16"/>
+                <w:szCs w:val="16"/>
+                <w:rtl/>
+              </w:rPr>
+              <w:t xml:space="preserve"> </w:t>
+            </w:r>
+            <w:r>
+              <w:rPr>
+                <w:rFonts w:cs="Simplified Arabic"/>
+                <w:b/>
+                <w:bCs/>
+                <w:sz w:val="16"/>
+                <w:szCs w:val="16"/>
+                <w:rtl/>
+              </w:rPr>
+              <w:t>مدفوعة</w:t>
+            </w:r>
+            <w:r>
+              <w:rPr>
+                <w:b/>
+                <w:bCs/>
+                <w:sz w:val="16"/>
+                <w:szCs w:val="16"/>
+                <w:rtl/>
+              </w:rPr>
+              <w:t xml:space="preserve"> </w:t>
+            </w:r>
+            <w:r>
+              <w:rPr>
+                <w:rFonts w:cs="Simplified Arabic"/>
+                <w:b/>
+                <w:bCs/>
+                <w:sz w:val="16"/>
+                <w:szCs w:val="16"/>
+                <w:rtl/>
+              </w:rPr>
+              <w:t>الأجر</w:t>
+            </w:r>
+            <w:r>
+              <w:rPr>
+                <w:b/>
+                <w:bCs/>
+                <w:sz w:val="16"/>
+                <w:szCs w:val="16"/>
+                <w:rtl/>
+              </w:rPr>
+              <w:t xml:space="preserve"> </w:t>
+            </w:r>
+            <w:r>
+              <w:rPr>
+                <w:rFonts w:cs="Simplified Arabic"/>
+                <w:b/>
+                <w:bCs/>
+                <w:sz w:val="16"/>
+                <w:szCs w:val="16"/>
+                <w:rtl/>
+              </w:rPr>
+              <w:t>مدتها</w:t>
+            </w:r>
+            <w:r>
+              <w:rPr>
+                <w:b/>
+                <w:bCs/>
+                <w:sz w:val="16"/>
+                <w:szCs w:val="16"/>
+                <w:rtl/>
+              </w:rPr>
+              <w:t xml:space="preserve"> </w:t>
+            </w:r>
+            <w:r>
+              <w:rPr>
+                <w:rFonts w:cs="Simplified Arabic"/>
+                <w:b/>
+                <w:bCs/>
+                <w:sz w:val="16"/>
+                <w:szCs w:val="16"/>
+              </w:rPr>
+              <w:t>30</w:t>
+            </w:r>
+            <w:r>
+              <w:rPr>
+                <w:rFonts w:cs="Simplified Arabic"/>
+                <w:b/>
+                <w:bCs/>
+                <w:sz w:val="16"/>
+                <w:szCs w:val="16"/>
+                <w:rtl/>
+              </w:rPr>
+              <w:t xml:space="preserve"> يوما،</w:t>
+            </w:r>
+            <w:r>
+              <w:rPr>
+                <w:b/>
+                <w:bCs/>
+                <w:sz w:val="16"/>
+                <w:szCs w:val="16"/>
+                <w:rtl/>
+              </w:rPr>
+              <w:t xml:space="preserve"> </w:t>
+            </w:r>
+            <w:r>
+              <w:rPr>
+                <w:rFonts w:cs="Simplified Arabic"/>
+                <w:b/>
+                <w:bCs/>
+                <w:sz w:val="16"/>
+                <w:szCs w:val="16"/>
+                <w:rtl/>
+              </w:rPr>
+              <w:t>ولا</w:t>
+            </w:r>
+            <w:r>
+              <w:rPr>
+                <w:b/>
+                <w:bCs/>
+                <w:sz w:val="16"/>
+                <w:szCs w:val="16"/>
+                <w:rtl/>
+              </w:rPr>
+              <w:t xml:space="preserve"> </w:t>
+            </w:r>
+            <w:r>
+              <w:rPr>
+                <w:rFonts w:cs="Simplified Arabic"/>
+                <w:b/>
+                <w:bCs/>
+                <w:sz w:val="16"/>
+                <w:szCs w:val="16"/>
+                <w:rtl/>
+              </w:rPr>
+              <w:t>يستحقها</w:t>
+            </w:r>
+            <w:r>
+              <w:rPr>
+                <w:b/>
+                <w:bCs/>
+                <w:sz w:val="16"/>
+                <w:szCs w:val="16"/>
+                <w:rtl/>
+              </w:rPr>
+              <w:t xml:space="preserve"> </w:t>
+            </w:r>
+            <w:r>
+              <w:rPr>
+                <w:rFonts w:cs="Simplified Arabic"/>
+                <w:b/>
+                <w:bCs/>
+                <w:sz w:val="16"/>
+                <w:szCs w:val="16"/>
+                <w:rtl/>
+              </w:rPr>
+              <w:t>عن</w:t>
+            </w:r>
+            <w:r>
+              <w:rPr>
+                <w:b/>
+                <w:bCs/>
+                <w:sz w:val="16"/>
+                <w:szCs w:val="16"/>
+                <w:rtl/>
+              </w:rPr>
+              <w:t xml:space="preserve"> </w:t>
+            </w:r>
+            <w:r>
+              <w:rPr>
+                <w:rFonts w:cs="Simplified Arabic"/>
+                <w:b/>
+                <w:bCs/>
+                <w:sz w:val="16"/>
+                <w:szCs w:val="16"/>
+                <w:rtl/>
+              </w:rPr>
+              <w:t>السنة</w:t>
+            </w:r>
+            <w:r>
+              <w:rPr>
+                <w:b/>
+                <w:bCs/>
+                <w:sz w:val="16"/>
+                <w:szCs w:val="16"/>
+                <w:rtl/>
+              </w:rPr>
+              <w:t xml:space="preserve"> </w:t>
+            </w:r>
+            <w:r>
+              <w:rPr>
+                <w:rFonts w:cs="Simplified Arabic"/>
+                <w:b/>
+                <w:bCs/>
+                <w:sz w:val="16"/>
+                <w:szCs w:val="16"/>
+                <w:rtl/>
+              </w:rPr>
+              <w:t>الأولى</w:t>
+            </w:r>
+            <w:r>
+              <w:rPr>
+                <w:b/>
+                <w:bCs/>
+                <w:sz w:val="16"/>
+                <w:szCs w:val="16"/>
+                <w:rtl/>
+              </w:rPr>
+              <w:t xml:space="preserve"> </w:t>
+            </w:r>
+            <w:r>
+              <w:rPr>
+                <w:rFonts w:cs="Simplified Arabic"/>
+                <w:b/>
+                <w:bCs/>
+                <w:sz w:val="16"/>
+                <w:szCs w:val="16"/>
+                <w:rtl/>
+              </w:rPr>
+              <w:t>إلا</w:t>
+            </w:r>
+            <w:r>
+              <w:rPr>
+                <w:b/>
+                <w:bCs/>
+                <w:sz w:val="16"/>
+                <w:szCs w:val="16"/>
+                <w:rtl/>
+              </w:rPr>
+              <w:t xml:space="preserve"> </w:t>
+            </w:r>
+            <w:r>
+              <w:rPr>
+                <w:rFonts w:cs="Simplified Arabic"/>
+                <w:b/>
+                <w:bCs/>
+                <w:sz w:val="16"/>
+                <w:szCs w:val="16"/>
+                <w:rtl/>
+              </w:rPr>
+              <w:t>بعد</w:t>
+            </w:r>
+            <w:r>
+              <w:rPr>
+                <w:b/>
+                <w:bCs/>
+                <w:sz w:val="16"/>
+                <w:szCs w:val="16"/>
+                <w:rtl/>
+              </w:rPr>
+              <w:t xml:space="preserve"> </w:t>
+            </w:r>
+            <w:r>
+              <w:rPr>
+                <w:rFonts w:cs="Simplified Arabic"/>
+                <w:b/>
+                <w:bCs/>
+                <w:sz w:val="16"/>
+                <w:szCs w:val="16"/>
+                <w:rtl/>
+              </w:rPr>
+              <w:t>انقضاء</w:t>
+            </w:r>
+            <w:r>
+              <w:rPr>
+                <w:b/>
+                <w:bCs/>
+                <w:sz w:val="16"/>
+                <w:szCs w:val="16"/>
+                <w:rtl/>
+              </w:rPr>
+              <w:t xml:space="preserve"> </w:t>
+            </w:r>
+            <w:r>
+              <w:rPr>
+                <w:rFonts w:cs="Simplified Arabic"/>
+                <w:b/>
+                <w:bCs/>
+                <w:sz w:val="16"/>
+                <w:szCs w:val="16"/>
+                <w:rtl/>
+              </w:rPr>
+              <w:t>مدة</w:t>
+            </w:r>
+            <w:r>
+              <w:rPr>
+                <w:b/>
+                <w:bCs/>
+                <w:sz w:val="16"/>
+                <w:szCs w:val="16"/>
+                <w:rtl/>
+              </w:rPr>
+              <w:t xml:space="preserve"> </w:t>
+            </w:r>
+            <w:r>
+              <w:rPr>
+                <w:rFonts w:cs="Simplified Arabic"/>
+                <w:b/>
+                <w:bCs/>
+                <w:sz w:val="16"/>
+                <w:szCs w:val="16"/>
+                <w:rtl/>
+              </w:rPr>
+              <w:t>تسعة</w:t>
+            </w:r>
+            <w:r>
+              <w:rPr>
+                <w:b/>
+                <w:bCs/>
+                <w:sz w:val="16"/>
+                <w:szCs w:val="16"/>
+                <w:rtl/>
+              </w:rPr>
+              <w:t xml:space="preserve"> </w:t>
+            </w:r>
+            <w:r>
+              <w:rPr>
+                <w:rFonts w:cs="Simplified Arabic"/>
+                <w:b/>
+                <w:bCs/>
+                <w:sz w:val="16"/>
+                <w:szCs w:val="16"/>
+                <w:rtl/>
+              </w:rPr>
+              <w:t>أشهر</w:t>
+            </w:r>
+            <w:r>
+              <w:rPr>
+                <w:b/>
+                <w:bCs/>
+                <w:sz w:val="16"/>
+                <w:szCs w:val="16"/>
+                <w:rtl/>
+              </w:rPr>
+              <w:t xml:space="preserve"> </w:t>
+            </w:r>
+            <w:r>
+              <w:rPr>
+                <w:rFonts w:cs="Simplified Arabic"/>
+                <w:b/>
+                <w:bCs/>
+                <w:sz w:val="16"/>
+                <w:szCs w:val="16"/>
+                <w:rtl/>
+              </w:rPr>
+              <w:t>تحسب</w:t>
+            </w:r>
+            <w:r>
+              <w:rPr>
+                <w:b/>
+                <w:bCs/>
+                <w:sz w:val="16"/>
+                <w:szCs w:val="16"/>
+                <w:rtl/>
+              </w:rPr>
+              <w:t xml:space="preserve"> </w:t>
+            </w:r>
+            <w:r>
+              <w:rPr>
+                <w:rFonts w:cs="Simplified Arabic"/>
+                <w:b/>
+                <w:bCs/>
+                <w:sz w:val="16"/>
+                <w:szCs w:val="16"/>
+                <w:rtl/>
+              </w:rPr>
+              <w:t>من</w:t>
+            </w:r>
+            <w:r>
+              <w:rPr>
+                <w:b/>
+                <w:bCs/>
+                <w:sz w:val="16"/>
+                <w:szCs w:val="16"/>
+                <w:rtl/>
+              </w:rPr>
+              <w:t xml:space="preserve"> </w:t>
+            </w:r>
+            <w:r>
+              <w:rPr>
+                <w:rFonts w:cs="Simplified Arabic"/>
+                <w:b/>
+                <w:bCs/>
+                <w:sz w:val="16"/>
+                <w:szCs w:val="16"/>
+                <w:rtl/>
+              </w:rPr>
+              <w:t>تاريخ</w:t>
+            </w:r>
+            <w:r>
+              <w:rPr>
+                <w:b/>
+                <w:bCs/>
+                <w:sz w:val="16"/>
+                <w:szCs w:val="16"/>
+                <w:rtl/>
+              </w:rPr>
+              <w:t xml:space="preserve"> </w:t>
+            </w:r>
+            <w:r>
+              <w:rPr>
+                <w:rFonts w:cs="Simplified Arabic"/>
+                <w:b/>
+                <w:bCs/>
+                <w:sz w:val="16"/>
+                <w:szCs w:val="16"/>
+                <w:rtl/>
+              </w:rPr>
+              <w:t>نفاذ</w:t>
+            </w:r>
+            <w:r>
+              <w:rPr>
+                <w:b/>
+                <w:bCs/>
+                <w:sz w:val="16"/>
+                <w:szCs w:val="16"/>
+                <w:rtl/>
+              </w:rPr>
+              <w:t xml:space="preserve"> </w:t>
+            </w:r>
+            <w:r>
+              <w:rPr>
+                <w:rFonts w:cs="Simplified Arabic"/>
+                <w:b/>
+                <w:bCs/>
+                <w:sz w:val="16"/>
+                <w:szCs w:val="16"/>
+                <w:rtl/>
+              </w:rPr>
+              <w:t>العقد</w:t>
+            </w:r>
           </w:p>
         </w:tc>
         <w:tc>
@@ -4490,14 +5159,34 @@
                 <w:szCs w:val="16"/>
               </w:rPr>
             </w:pPr>
-            <w:r>
-              <w:rPr>
-                <w:rFonts w:ascii="Arial" w:hAnsi="Arial" w:cs="Arial"/>
-                <w:sz w:val="16"/>
-                <w:szCs w:val="16"/>
-              </w:rPr>
-              <w:t>On  corresponding to  the</w:t>
-            </w:r>
+            <w:proofErr w:type="gramStart"/>
+            <w:r>
+              <w:rPr>
+                <w:rFonts w:ascii="Arial" w:hAnsi="Arial" w:cs="Arial"/>
+                <w:sz w:val="16"/>
+                <w:szCs w:val="16"/>
+              </w:rPr>
+              <w:t>On  corresponding</w:t>
+            </w:r>
+            <w:proofErr w:type="gramEnd"/>
+            <w:r>
+              <w:rPr>
+                <w:rFonts w:ascii="Arial" w:hAnsi="Arial" w:cs="Arial"/>
+                <w:sz w:val="16"/>
+                <w:szCs w:val="16"/>
+              </w:rPr>
+              <w:t xml:space="preserve"> </w:t>
+            </w:r>
+            <w:proofErr w:type="gramStart"/>
+            <w:r>
+              <w:rPr>
+                <w:rFonts w:ascii="Arial" w:hAnsi="Arial" w:cs="Arial"/>
+                <w:sz w:val="16"/>
+                <w:szCs w:val="16"/>
+              </w:rPr>
+              <w:t>to  the</w:t>
+            </w:r>
+            <w:proofErr w:type="gramEnd"/>
             <w:r>
               <w:rPr>
                 <w:rFonts w:ascii="Arial" w:hAnsi="Arial" w:cs="Arial"/>
@@ -4697,7 +5386,18 @@
                 <w:sz w:val="16"/>
                 <w:szCs w:val="16"/>
               </w:rPr>
-              <w:t>Civil license number</w:t>
+              <w:t xml:space="preserve">Civil license </w:t>
+            </w:r>
+            <w:proofErr w:type="gramStart"/>
+            <w:r>
+              <w:rPr>
+                <w:rFonts w:ascii="Arial" w:hAnsi="Arial" w:cs="Arial"/>
+                <w:w w:val="105"/>
+                <w:position w:val="1"/>
+                <w:sz w:val="16"/>
+                <w:szCs w:val="16"/>
+              </w:rPr>
+              <w:t>number</w:t>
             </w:r>
             <w:r>
               <w:rPr>
@@ -4721,7 +5421,19 @@
                 <w:szCs w:val="16"/>
                 <w:lang w:bidi="ar-KW"/>
               </w:rPr>
-              <w:t xml:space="preserve"> / </w:t>
+              <w:t xml:space="preserve"> /</w:t>
+            </w:r>
+            <w:proofErr w:type="gramEnd"/>
+            <w:r>
+              <w:rPr>
+                <w:rFonts w:ascii="Arial" w:hAnsi="Arial" w:cs="Arial"/>
+                <w:w w:val="105"/>
+                <w:position w:val="1"/>
+                <w:sz w:val="16"/>
+                <w:szCs w:val="16"/>
+                <w:lang w:bidi="ar-KW"/>
+              </w:rPr>
+              <w:t xml:space="preserve"> </w:t>
             </w:r>
           </w:p>
           <w:p>
@@ -5046,7 +5758,17 @@
                 <w:sz w:val="16"/>
                 <w:szCs w:val="16"/>
               </w:rPr>
-              <w:t xml:space="preserve">The first party owns the facility </w:t>
+              <w:t xml:space="preserve">The first party owns the </w:t>
+            </w:r>
+            <w:proofErr w:type="gramStart"/>
+            <w:r>
+              <w:rPr>
+                <w:rFonts w:ascii="Arial" w:hAnsi="Arial" w:cs="Arial"/>
+                <w:spacing w:val="1"/>
+                <w:sz w:val="16"/>
+                <w:szCs w:val="16"/>
+              </w:rPr>
+              <w:t xml:space="preserve">facility </w:t>
             </w:r>
             <w:bookmarkStart w:id="29" w:name="CompActivateEng"/>
             <w:bookmarkEnd w:id="29"/>
@@ -5057,7 +5779,17 @@
                 <w:sz w:val="16"/>
                 <w:szCs w:val="16"/>
               </w:rPr>
-              <w:t xml:space="preserve"> entitled  </w:t>
+              <w:t xml:space="preserve"> entitled</w:t>
+            </w:r>
+            <w:proofErr w:type="gramEnd"/>
+            <w:r>
+              <w:rPr>
+                <w:rFonts w:ascii="Arial" w:hAnsi="Arial" w:cs="Arial"/>
+                <w:spacing w:val="1"/>
+                <w:sz w:val="16"/>
+                <w:szCs w:val="16"/>
+              </w:rPr>
+              <w:t xml:space="preserve">  </w:t>
             </w:r>
             <w:bookmarkStart w:id="30" w:name="CompNameEng1"/>
             <w:bookmarkEnd w:id="30"/>
@@ -5115,7 +5847,17 @@
                 <w:sz w:val="16"/>
                 <w:szCs w:val="16"/>
               </w:rPr>
-              <w:t xml:space="preserve">the field of </w:t>
+              <w:t xml:space="preserve">the field </w:t>
+            </w:r>
+            <w:proofErr w:type="gramStart"/>
+            <w:r>
+              <w:rPr>
+                <w:rFonts w:ascii="Arial" w:hAnsi="Arial" w:cs="Arial"/>
+                <w:w w:val="115"/>
+                <w:sz w:val="16"/>
+                <w:szCs w:val="16"/>
+              </w:rPr>
+              <w:t xml:space="preserve">of </w:t>
             </w:r>
             <w:bookmarkStart w:id="31" w:name="EmpJobTitleEng"/>
             <w:bookmarkEnd w:id="31"/>
@@ -5126,7 +5868,17 @@
                 <w:sz w:val="16"/>
                 <w:szCs w:val="16"/>
               </w:rPr>
-              <w:t xml:space="preserve"> whereas it wishes to conclude a contract with the</w:t>
+              <w:t xml:space="preserve"> whereas</w:t>
+            </w:r>
+            <w:proofErr w:type="gramEnd"/>
+            <w:r>
+              <w:rPr>
+                <w:rFonts w:ascii="Arial" w:hAnsi="Arial" w:cs="Arial"/>
+                <w:w w:val="115"/>
+                <w:sz w:val="16"/>
+                <w:szCs w:val="16"/>
+              </w:rPr>
+              <w:t xml:space="preserve"> it wishes to conclude a contract with the</w:t>
             </w:r>
           </w:p>
           <w:p>
@@ -5373,7 +6125,16 @@
                 <w:sz w:val="16"/>
                 <w:szCs w:val="16"/>
               </w:rPr>
-              <w:t xml:space="preserve"> acknowledged </w:t>
+              <w:t xml:space="preserve"> </w:t>
+            </w:r>
+            <w:proofErr w:type="gramStart"/>
+            <w:r>
+              <w:rPr>
+                <w:rFonts w:ascii="Arial" w:hAnsi="Arial" w:cs="Arial"/>
+                <w:sz w:val="16"/>
+                <w:szCs w:val="16"/>
+              </w:rPr>
+              <w:t xml:space="preserve">acknowledged </w:t>
             </w:r>
             <w:r>
               <w:rPr>
@@ -5390,7 +6151,16 @@
                 <w:sz w:val="16"/>
                 <w:szCs w:val="16"/>
               </w:rPr>
-              <w:t xml:space="preserve">their </w:t>
+              <w:t>their</w:t>
+            </w:r>
+            <w:proofErr w:type="gramEnd"/>
+            <w:r>
+              <w:rPr>
+                <w:rFonts w:ascii="Arial" w:hAnsi="Arial" w:cs="Arial"/>
+                <w:sz w:val="16"/>
+                <w:szCs w:val="16"/>
+              </w:rPr>
+              <w:t xml:space="preserve"> </w:t>
             </w:r>
             <w:r>
               <w:rPr>
@@ -5401,6 +6171,7 @@
               </w:rPr>
               <w:t xml:space="preserve"> </w:t>
             </w:r>
+            <w:proofErr w:type="gramStart"/>
             <w:r>
               <w:rPr>
                 <w:rFonts w:ascii="Arial" w:hAnsi="Arial" w:cs="Arial"/>
@@ -5433,7 +6204,16 @@
                 <w:sz w:val="16"/>
                 <w:szCs w:val="16"/>
               </w:rPr>
-              <w:t xml:space="preserve">to  </w:t>
+              <w:t>to</w:t>
+            </w:r>
+            <w:proofErr w:type="gramEnd"/>
+            <w:r>
+              <w:rPr>
+                <w:rFonts w:ascii="Arial" w:hAnsi="Arial" w:cs="Arial"/>
+                <w:sz w:val="16"/>
+                <w:szCs w:val="16"/>
+              </w:rPr>
+              <w:t xml:space="preserve">  </w:t>
             </w:r>
             <w:r>
               <w:rPr>
@@ -5444,6 +6224,7 @@
               </w:rPr>
               <w:t xml:space="preserve"> </w:t>
             </w:r>
+            <w:proofErr w:type="gramStart"/>
             <w:r>
               <w:rPr>
                 <w:rFonts w:ascii="Arial" w:hAnsi="Arial" w:cs="Arial"/>
@@ -5467,7 +6248,16 @@
                 <w:sz w:val="16"/>
                 <w:szCs w:val="16"/>
               </w:rPr>
-              <w:t>this contract,</w:t>
+              <w:t>this</w:t>
+            </w:r>
+            <w:proofErr w:type="gramEnd"/>
+            <w:r>
+              <w:rPr>
+                <w:rFonts w:ascii="Arial" w:hAnsi="Arial" w:cs="Arial"/>
+                <w:sz w:val="16"/>
+                <w:szCs w:val="16"/>
+              </w:rPr>
+              <w:t xml:space="preserve"> contract,</w:t>
             </w:r>
             <w:r>
               <w:rPr>
@@ -5701,6 +6491,7 @@
             <w:pPr>
               <w:spacing w:line="140" w:lineRule="exact"/>
             </w:pPr>
+            <w:proofErr w:type="gramStart"/>
             <w:r>
               <w:rPr>
                 <w:rFonts w:ascii="Arial" w:hAnsi="Arial" w:cs="Arial"/>
@@ -5729,6 +6520,7 @@
               </w:rPr>
               <w:t>preamble</w:t>
             </w:r>
+            <w:proofErr w:type="gramEnd"/>
             <w:r>
               <w:rPr>
                 <w:rFonts w:ascii="Arial" w:hAnsi="Arial" w:cs="Arial"/>
@@ -6126,6 +6918,7 @@
               <w:spacing w:line="140" w:lineRule="exact"/>
               <w:ind w:left="0"/>
             </w:pPr>
+            <w:proofErr w:type="gramStart"/>
             <w:r>
               <w:rPr>
                 <w:sz w:val="16"/>
@@ -6146,7 +6939,15 @@
                 <w:sz w:val="16"/>
                 <w:szCs w:val="16"/>
               </w:rPr>
-              <w:t xml:space="preserve">first </w:t>
+              <w:t>first</w:t>
+            </w:r>
+            <w:proofErr w:type="gramEnd"/>
+            <w:r>
+              <w:rPr>
+                <w:sz w:val="16"/>
+                <w:szCs w:val="16"/>
+              </w:rPr>
+              <w:t xml:space="preserve"> </w:t>
             </w:r>
             <w:r>
               <w:rPr>
@@ -6898,6 +7699,7 @@
               </w:rPr>
               <w:t xml:space="preserve"> </w:t>
             </w:r>
+            <w:proofErr w:type="gramStart"/>
             <w:r>
               <w:rPr>
                 <w:sz w:val="16"/>
@@ -6914,6 +7716,7 @@
               </w:rPr>
               <w:t xml:space="preserve"> dinars</w:t>
             </w:r>
+            <w:proofErr w:type="gramEnd"/>
             <w:r>
               <w:rPr>
                 <w:spacing w:val="-1"/>
@@ -7321,6 +8124,7 @@
               </w:rPr>
               <w:t xml:space="preserve"> </w:t>
             </w:r>
+            <w:proofErr w:type="gramStart"/>
             <w:r>
               <w:rPr>
                 <w:sz w:val="16"/>
@@ -7341,7 +8145,15 @@
                 <w:sz w:val="16"/>
                 <w:szCs w:val="16"/>
               </w:rPr>
-              <w:t>the second party</w:t>
+              <w:t>the</w:t>
+            </w:r>
+            <w:proofErr w:type="gramEnd"/>
+            <w:r>
+              <w:rPr>
+                <w:sz w:val="16"/>
+                <w:szCs w:val="16"/>
+              </w:rPr>
+              <w:t xml:space="preserve"> second party</w:t>
             </w:r>
             <w:r>
               <w:rPr>
@@ -7678,7 +8490,16 @@
                 <w:sz w:val="16"/>
                 <w:szCs w:val="16"/>
               </w:rPr>
-              <w:t xml:space="preserve"> force on</w:t>
+              <w:t xml:space="preserve"> force </w:t>
+            </w:r>
+            <w:proofErr w:type="gramStart"/>
+            <w:r>
+              <w:rPr>
+                <w:w w:val="105"/>
+                <w:sz w:val="16"/>
+                <w:szCs w:val="16"/>
+              </w:rPr>
+              <w:t>on</w:t>
             </w:r>
             <w:r>
               <w:rPr>
@@ -7708,6 +8529,7 @@
               </w:rPr>
               <w:t>The</w:t>
             </w:r>
+            <w:proofErr w:type="gramEnd"/>
             <w:r>
               <w:rPr>
                 <w:spacing w:val="51"/>
@@ -8379,6 +9201,7 @@
               </w:rPr>
               <w:t xml:space="preserve"> </w:t>
             </w:r>
+            <w:proofErr w:type="gramStart"/>
             <w:r>
               <w:rPr>
                 <w:rFonts w:ascii="Arial" w:hAnsi="Arial" w:cs="Arial"/>
@@ -8399,6 +9222,7 @@
               </w:rPr>
               <w:t xml:space="preserve"> for</w:t>
             </w:r>
+            <w:proofErr w:type="gramEnd"/>
             <w:r>
               <w:rPr>
                 <w:rFonts w:ascii="Arial" w:hAnsi="Arial" w:cs="Arial"/>
@@ -8486,6 +9310,1070 @@
                 <w:szCs w:val="16"/>
               </w:rPr>
             </w:pPr>
+          </w:p>
+          <w:p>
+            <w:pPr>
+              <w:spacing w:line="160" w:lineRule="exact"/>
+              <w:jc w:val="center"/>
+              <w:rPr>
+                <w:rFonts w:ascii="Arial" w:eastAsia="Arial" w:hAnsi="Arial" w:cs="Arial"/>
+                <w:w w:val="120"/>
+                <w:sz w:val="22"/>
+                <w:szCs w:val="22"/>
+                <w:u w:val="thick" w:color="000000"/>
+              </w:rPr>
+            </w:pPr>
+          </w:p>
+          <w:p>
+            <w:pPr>
+              <w:pStyle w:val="BodyText"/>
+              <w:tabs>
+                <w:tab w:val="left" w:pos="2853"/>
+              </w:tabs>
+              <w:spacing w:line="160" w:lineRule="exact"/>
+              <w:jc w:val="center"/>
+            </w:pPr>
+            <w:r>
+              <w:rPr>
+                <w:b/>
+                <w:bCs/>
+                <w:w w:val="125"/>
+                <w:sz w:val="18"/>
+                <w:szCs w:val="18"/>
+                <w:u w:val="single"/>
+              </w:rPr>
+              <w:t>Art</w:t>
+            </w:r>
+            <w:r>
+              <w:rPr>
+                <w:b/>
+                <w:bCs/>
+                <w:spacing w:val="6"/>
+                <w:w w:val="125"/>
+                <w:sz w:val="18"/>
+                <w:szCs w:val="18"/>
+                <w:u w:val="single"/>
+              </w:rPr>
+              <w:t>i</w:t>
+            </w:r>
+            <w:r>
+              <w:rPr>
+                <w:b/>
+                <w:bCs/>
+                <w:w w:val="125"/>
+                <w:sz w:val="18"/>
+                <w:szCs w:val="18"/>
+                <w:u w:val="single"/>
+              </w:rPr>
+              <w:t>c</w:t>
+            </w:r>
+            <w:r>
+              <w:rPr>
+                <w:b/>
+                <w:bCs/>
+                <w:spacing w:val="-8"/>
+                <w:w w:val="125"/>
+                <w:sz w:val="18"/>
+                <w:szCs w:val="18"/>
+                <w:u w:val="single"/>
+              </w:rPr>
+              <w:t>l</w:t>
+            </w:r>
+            <w:r>
+              <w:rPr>
+                <w:b/>
+                <w:bCs/>
+                <w:w w:val="125"/>
+                <w:sz w:val="18"/>
+                <w:szCs w:val="18"/>
+                <w:u w:val="single"/>
+              </w:rPr>
+              <w:t>e</w:t>
+            </w:r>
+            <w:r>
+              <w:rPr>
+                <w:b/>
+                <w:bCs/>
+                <w:spacing w:val="-43"/>
+                <w:w w:val="125"/>
+                <w:sz w:val="18"/>
+                <w:szCs w:val="18"/>
+                <w:u w:val="single"/>
+              </w:rPr>
+              <w:t xml:space="preserve"> </w:t>
+            </w:r>
+            <w:r>
+              <w:rPr>
+                <w:b/>
+                <w:bCs/>
+                <w:w w:val="125"/>
+                <w:sz w:val="18"/>
+                <w:szCs w:val="18"/>
+                <w:u w:val="single"/>
+              </w:rPr>
+              <w:t>Seven</w:t>
+            </w:r>
+          </w:p>
+          <w:p>
+            <w:pPr>
+              <w:pStyle w:val="BodyText"/>
+              <w:tabs>
+                <w:tab w:val="left" w:pos="2853"/>
+              </w:tabs>
+              <w:spacing w:line="160" w:lineRule="exact"/>
+              <w:jc w:val="center"/>
+              <w:rPr>
+                <w:sz w:val="18"/>
+                <w:szCs w:val="18"/>
+              </w:rPr>
+            </w:pPr>
+            <w:r>
+              <w:rPr>
+                <w:b/>
+                <w:bCs/>
+                <w:w w:val="120"/>
+                <w:sz w:val="18"/>
+                <w:szCs w:val="18"/>
+                <w:u w:val="single"/>
+              </w:rPr>
+              <w:t>"Annual</w:t>
+            </w:r>
+            <w:r>
+              <w:rPr>
+                <w:b/>
+                <w:bCs/>
+                <w:spacing w:val="-34"/>
+                <w:w w:val="120"/>
+                <w:sz w:val="18"/>
+                <w:szCs w:val="18"/>
+                <w:u w:val="single"/>
+              </w:rPr>
+              <w:t xml:space="preserve"> </w:t>
+            </w:r>
+            <w:r>
+              <w:rPr>
+                <w:b/>
+                <w:bCs/>
+                <w:w w:val="120"/>
+                <w:sz w:val="18"/>
+                <w:szCs w:val="18"/>
+                <w:u w:val="single"/>
+              </w:rPr>
+              <w:t>Leave"</w:t>
+            </w:r>
+          </w:p>
+          <w:p>
+            <w:pPr>
+              <w:spacing w:line="160" w:lineRule="exact"/>
+              <w:jc w:val="both"/>
+              <w:rPr>
+                <w:rFonts w:ascii="Arial" w:hAnsi="Arial" w:cs="Arial"/>
+                <w:w w:val="120"/>
+                <w:sz w:val="16"/>
+                <w:szCs w:val="16"/>
+              </w:rPr>
+            </w:pPr>
+            <w:r>
+              <w:rPr>
+                <w:rFonts w:ascii="Arial" w:hAnsi="Arial" w:cs="Arial"/>
+                <w:w w:val="105"/>
+                <w:sz w:val="16"/>
+                <w:szCs w:val="16"/>
+              </w:rPr>
+              <w:t>The</w:t>
+            </w:r>
+            <w:r>
+              <w:rPr>
+                <w:rFonts w:ascii="Arial" w:hAnsi="Arial" w:cs="Arial"/>
+                <w:spacing w:val="56"/>
+                <w:w w:val="105"/>
+                <w:sz w:val="16"/>
+                <w:szCs w:val="16"/>
+              </w:rPr>
+              <w:t xml:space="preserve"> </w:t>
+            </w:r>
+            <w:r>
+              <w:rPr>
+                <w:rFonts w:ascii="Arial" w:hAnsi="Arial" w:cs="Arial"/>
+                <w:w w:val="105"/>
+                <w:sz w:val="16"/>
+                <w:szCs w:val="16"/>
+              </w:rPr>
+              <w:t>second</w:t>
+            </w:r>
+            <w:r>
+              <w:rPr>
+                <w:rFonts w:ascii="Arial" w:hAnsi="Arial" w:cs="Arial"/>
+                <w:spacing w:val="52"/>
+                <w:w w:val="105"/>
+                <w:sz w:val="16"/>
+                <w:szCs w:val="16"/>
+              </w:rPr>
+              <w:t xml:space="preserve"> </w:t>
+            </w:r>
+            <w:r>
+              <w:rPr>
+                <w:rFonts w:ascii="Arial" w:hAnsi="Arial" w:cs="Arial"/>
+                <w:w w:val="105"/>
+                <w:sz w:val="16"/>
+                <w:szCs w:val="16"/>
+              </w:rPr>
+              <w:t>party</w:t>
+            </w:r>
+            <w:r>
+              <w:rPr>
+                <w:rFonts w:ascii="Arial" w:hAnsi="Arial" w:cs="Arial"/>
+                <w:spacing w:val="55"/>
+                <w:w w:val="105"/>
+                <w:sz w:val="16"/>
+                <w:szCs w:val="16"/>
+              </w:rPr>
+              <w:t xml:space="preserve"> </w:t>
+            </w:r>
+            <w:r>
+              <w:rPr>
+                <w:rFonts w:ascii="Arial" w:hAnsi="Arial" w:cs="Arial"/>
+                <w:w w:val="105"/>
+                <w:sz w:val="16"/>
+                <w:szCs w:val="16"/>
+              </w:rPr>
+              <w:t>shall</w:t>
+            </w:r>
+            <w:r>
+              <w:rPr>
+                <w:rFonts w:ascii="Arial" w:hAnsi="Arial" w:cs="Arial"/>
+                <w:spacing w:val="2"/>
+                <w:w w:val="105"/>
+                <w:sz w:val="16"/>
+                <w:szCs w:val="16"/>
+              </w:rPr>
+              <w:t xml:space="preserve"> </w:t>
+            </w:r>
+            <w:r>
+              <w:rPr>
+                <w:rFonts w:ascii="Arial" w:hAnsi="Arial" w:cs="Arial"/>
+                <w:w w:val="105"/>
+                <w:sz w:val="16"/>
+                <w:szCs w:val="16"/>
+              </w:rPr>
+              <w:t>have</w:t>
+            </w:r>
+            <w:r>
+              <w:rPr>
+                <w:rFonts w:ascii="Arial" w:hAnsi="Arial" w:cs="Arial"/>
+                <w:spacing w:val="34"/>
+                <w:w w:val="105"/>
+                <w:sz w:val="16"/>
+                <w:szCs w:val="16"/>
+              </w:rPr>
+              <w:t xml:space="preserve"> </w:t>
+            </w:r>
+            <w:r>
+              <w:rPr>
+                <w:rFonts w:ascii="Arial" w:hAnsi="Arial" w:cs="Arial"/>
+                <w:w w:val="105"/>
+                <w:sz w:val="16"/>
+                <w:szCs w:val="16"/>
+              </w:rPr>
+              <w:t>the</w:t>
+            </w:r>
+            <w:r>
+              <w:rPr>
+                <w:rFonts w:ascii="Arial" w:hAnsi="Arial" w:cs="Arial"/>
+                <w:spacing w:val="58"/>
+                <w:w w:val="105"/>
+                <w:sz w:val="16"/>
+                <w:szCs w:val="16"/>
+              </w:rPr>
+              <w:t xml:space="preserve"> </w:t>
+            </w:r>
+            <w:r>
+              <w:rPr>
+                <w:rFonts w:ascii="Arial" w:hAnsi="Arial" w:cs="Arial"/>
+                <w:spacing w:val="-4"/>
+                <w:w w:val="105"/>
+                <w:sz w:val="16"/>
+                <w:szCs w:val="16"/>
+              </w:rPr>
+              <w:t>ri</w:t>
+            </w:r>
+            <w:r>
+              <w:rPr>
+                <w:rFonts w:ascii="Arial" w:hAnsi="Arial" w:cs="Arial"/>
+                <w:spacing w:val="-5"/>
+                <w:w w:val="105"/>
+                <w:sz w:val="16"/>
+                <w:szCs w:val="16"/>
+              </w:rPr>
+              <w:t>ght</w:t>
+            </w:r>
+            <w:r>
+              <w:rPr>
+                <w:rFonts w:ascii="Arial" w:hAnsi="Arial" w:cs="Arial"/>
+                <w:spacing w:val="38"/>
+                <w:w w:val="105"/>
+                <w:sz w:val="16"/>
+                <w:szCs w:val="16"/>
+              </w:rPr>
+              <w:t xml:space="preserve"> </w:t>
+            </w:r>
+            <w:r>
+              <w:rPr>
+                <w:rFonts w:ascii="Arial" w:hAnsi="Arial" w:cs="Arial"/>
+                <w:w w:val="105"/>
+                <w:sz w:val="16"/>
+                <w:szCs w:val="16"/>
+              </w:rPr>
+              <w:t>to</w:t>
+            </w:r>
+            <w:r>
+              <w:rPr>
+                <w:rFonts w:ascii="Arial" w:hAnsi="Arial" w:cs="Arial"/>
+                <w:spacing w:val="57"/>
+                <w:w w:val="105"/>
+                <w:sz w:val="16"/>
+                <w:szCs w:val="16"/>
+              </w:rPr>
+              <w:t xml:space="preserve"> </w:t>
+            </w:r>
+            <w:proofErr w:type="gramStart"/>
+            <w:r>
+              <w:rPr>
+                <w:rFonts w:ascii="Arial" w:hAnsi="Arial" w:cs="Arial"/>
+                <w:w w:val="105"/>
+                <w:sz w:val="16"/>
+                <w:szCs w:val="16"/>
+              </w:rPr>
+              <w:t>a</w:t>
+            </w:r>
+            <w:r>
+              <w:rPr>
+                <w:rFonts w:ascii="Arial" w:hAnsi="Arial" w:cs="Arial"/>
+                <w:spacing w:val="54"/>
+                <w:w w:val="105"/>
+                <w:sz w:val="16"/>
+                <w:szCs w:val="16"/>
+              </w:rPr>
+              <w:t xml:space="preserve"> </w:t>
+            </w:r>
+            <w:r>
+              <w:rPr>
+                <w:rFonts w:ascii="Arial" w:hAnsi="Arial" w:cs="Arial"/>
+                <w:spacing w:val="-3"/>
+                <w:w w:val="105"/>
+                <w:sz w:val="16"/>
+                <w:szCs w:val="16"/>
+              </w:rPr>
+              <w:t>paid</w:t>
+            </w:r>
+            <w:proofErr w:type="gramEnd"/>
+            <w:r>
+              <w:rPr>
+                <w:rFonts w:ascii="Arial" w:hAnsi="Arial" w:cs="Arial"/>
+                <w:spacing w:val="22"/>
+                <w:w w:val="111"/>
+                <w:sz w:val="16"/>
+                <w:szCs w:val="16"/>
+              </w:rPr>
+              <w:t xml:space="preserve"> </w:t>
+            </w:r>
+            <w:r>
+              <w:rPr>
+                <w:rFonts w:ascii="Arial" w:hAnsi="Arial" w:cs="Arial"/>
+                <w:w w:val="105"/>
+                <w:sz w:val="16"/>
+                <w:szCs w:val="16"/>
+              </w:rPr>
+              <w:t>annual</w:t>
+            </w:r>
+            <w:r>
+              <w:rPr>
+                <w:rFonts w:ascii="Arial" w:hAnsi="Arial" w:cs="Arial"/>
+                <w:spacing w:val="33"/>
+                <w:w w:val="105"/>
+                <w:sz w:val="16"/>
+                <w:szCs w:val="16"/>
+              </w:rPr>
+              <w:t xml:space="preserve"> </w:t>
+            </w:r>
+            <w:r>
+              <w:rPr>
+                <w:rFonts w:ascii="Arial" w:hAnsi="Arial" w:cs="Arial"/>
+                <w:spacing w:val="-21"/>
+                <w:w w:val="105"/>
+                <w:sz w:val="16"/>
+                <w:szCs w:val="16"/>
+              </w:rPr>
+              <w:t>l</w:t>
+            </w:r>
+            <w:r>
+              <w:rPr>
+                <w:rFonts w:ascii="Arial" w:hAnsi="Arial" w:cs="Arial"/>
+                <w:w w:val="105"/>
+                <w:sz w:val="16"/>
+                <w:szCs w:val="16"/>
+              </w:rPr>
+              <w:t>eave</w:t>
+            </w:r>
+            <w:r>
+              <w:rPr>
+                <w:rFonts w:ascii="Arial" w:hAnsi="Arial" w:cs="Arial"/>
+                <w:spacing w:val="38"/>
+                <w:w w:val="105"/>
+                <w:sz w:val="16"/>
+                <w:szCs w:val="16"/>
+              </w:rPr>
+              <w:t xml:space="preserve"> </w:t>
+            </w:r>
+            <w:r>
+              <w:rPr>
+                <w:rFonts w:ascii="Arial" w:hAnsi="Arial" w:cs="Arial"/>
+                <w:w w:val="105"/>
+                <w:sz w:val="16"/>
+                <w:szCs w:val="16"/>
+              </w:rPr>
+              <w:t>with</w:t>
+            </w:r>
+            <w:r>
+              <w:rPr>
+                <w:rFonts w:ascii="Arial" w:hAnsi="Arial" w:cs="Arial"/>
+                <w:spacing w:val="50"/>
+                <w:w w:val="105"/>
+                <w:sz w:val="16"/>
+                <w:szCs w:val="16"/>
+              </w:rPr>
+              <w:t xml:space="preserve"> </w:t>
+            </w:r>
+            <w:r>
+              <w:rPr>
+                <w:rFonts w:ascii="Arial" w:hAnsi="Arial" w:cs="Arial"/>
+                <w:w w:val="105"/>
+                <w:sz w:val="16"/>
+                <w:szCs w:val="16"/>
+              </w:rPr>
+              <w:t>a</w:t>
+            </w:r>
+            <w:r>
+              <w:rPr>
+                <w:rFonts w:ascii="Arial" w:hAnsi="Arial" w:cs="Arial"/>
+                <w:spacing w:val="36"/>
+                <w:w w:val="105"/>
+                <w:sz w:val="16"/>
+                <w:szCs w:val="16"/>
+              </w:rPr>
+              <w:t xml:space="preserve"> </w:t>
+            </w:r>
+            <w:r>
+              <w:rPr>
+                <w:rFonts w:ascii="Arial" w:hAnsi="Arial" w:cs="Arial"/>
+                <w:w w:val="105"/>
+                <w:sz w:val="16"/>
+                <w:szCs w:val="16"/>
+              </w:rPr>
+              <w:t>term</w:t>
+            </w:r>
+            <w:r>
+              <w:rPr>
+                <w:rFonts w:ascii="Arial" w:hAnsi="Arial" w:cs="Arial"/>
+                <w:spacing w:val="52"/>
+                <w:w w:val="105"/>
+                <w:sz w:val="16"/>
+                <w:szCs w:val="16"/>
+              </w:rPr>
+              <w:t xml:space="preserve"> </w:t>
+            </w:r>
+            <w:r>
+              <w:rPr>
+                <w:rFonts w:ascii="Arial" w:hAnsi="Arial" w:cs="Arial"/>
+                <w:w w:val="105"/>
+                <w:sz w:val="16"/>
+                <w:szCs w:val="16"/>
+              </w:rPr>
+              <w:t>of 30 days.</w:t>
+            </w:r>
+            <w:r>
+              <w:rPr>
+                <w:rFonts w:ascii="Arial" w:hAnsi="Arial" w:cs="Arial"/>
+                <w:spacing w:val="54"/>
+                <w:w w:val="105"/>
+                <w:sz w:val="16"/>
+                <w:szCs w:val="16"/>
+              </w:rPr>
+              <w:t xml:space="preserve"> </w:t>
+            </w:r>
+            <w:r>
+              <w:rPr>
+                <w:rFonts w:ascii="Arial" w:hAnsi="Arial" w:cs="Arial"/>
+                <w:spacing w:val="-30"/>
+                <w:w w:val="105"/>
+                <w:sz w:val="16"/>
+                <w:szCs w:val="16"/>
+              </w:rPr>
+              <w:t>I</w:t>
+            </w:r>
+            <w:r>
+              <w:rPr>
+                <w:rFonts w:ascii="Arial" w:hAnsi="Arial" w:cs="Arial"/>
+                <w:w w:val="105"/>
+                <w:sz w:val="16"/>
+                <w:szCs w:val="16"/>
+              </w:rPr>
+              <w:t>t</w:t>
+            </w:r>
+            <w:r>
+              <w:rPr>
+                <w:rFonts w:ascii="Arial" w:hAnsi="Arial" w:cs="Arial"/>
+                <w:spacing w:val="46"/>
+                <w:w w:val="105"/>
+                <w:sz w:val="16"/>
+                <w:szCs w:val="16"/>
+              </w:rPr>
+              <w:t xml:space="preserve"> </w:t>
+            </w:r>
+            <w:r>
+              <w:rPr>
+                <w:rFonts w:ascii="Arial" w:hAnsi="Arial" w:cs="Arial"/>
+                <w:w w:val="105"/>
+                <w:sz w:val="16"/>
+                <w:szCs w:val="16"/>
+              </w:rPr>
+              <w:t>shall</w:t>
+            </w:r>
+            <w:r>
+              <w:rPr>
+                <w:rFonts w:ascii="Arial" w:hAnsi="Arial" w:cs="Arial"/>
+                <w:w w:val="107"/>
+                <w:sz w:val="16"/>
+                <w:szCs w:val="16"/>
+              </w:rPr>
+              <w:t xml:space="preserve"> </w:t>
+            </w:r>
+            <w:r>
+              <w:rPr>
+                <w:rFonts w:ascii="Arial" w:hAnsi="Arial" w:cs="Arial"/>
+                <w:w w:val="105"/>
+                <w:sz w:val="16"/>
+                <w:szCs w:val="16"/>
+              </w:rPr>
+              <w:t>not</w:t>
+            </w:r>
+            <w:r>
+              <w:rPr>
+                <w:rFonts w:ascii="Arial" w:hAnsi="Arial" w:cs="Arial"/>
+                <w:spacing w:val="26"/>
+                <w:w w:val="105"/>
+                <w:sz w:val="16"/>
+                <w:szCs w:val="16"/>
+              </w:rPr>
+              <w:t xml:space="preserve"> </w:t>
+            </w:r>
+            <w:r>
+              <w:rPr>
+                <w:rFonts w:ascii="Arial" w:hAnsi="Arial" w:cs="Arial"/>
+                <w:w w:val="105"/>
+                <w:sz w:val="16"/>
+                <w:szCs w:val="16"/>
+              </w:rPr>
+              <w:t>be</w:t>
+            </w:r>
+            <w:r>
+              <w:rPr>
+                <w:rFonts w:ascii="Arial" w:hAnsi="Arial" w:cs="Arial"/>
+                <w:spacing w:val="19"/>
+                <w:w w:val="105"/>
+                <w:sz w:val="16"/>
+                <w:szCs w:val="16"/>
+              </w:rPr>
+              <w:t xml:space="preserve"> </w:t>
+            </w:r>
+            <w:r>
+              <w:rPr>
+                <w:rFonts w:ascii="Arial" w:hAnsi="Arial" w:cs="Arial"/>
+                <w:w w:val="105"/>
+                <w:sz w:val="16"/>
+                <w:szCs w:val="16"/>
+              </w:rPr>
+              <w:t>due</w:t>
+            </w:r>
+            <w:r>
+              <w:rPr>
+                <w:rFonts w:ascii="Arial" w:hAnsi="Arial" w:cs="Arial"/>
+                <w:spacing w:val="42"/>
+                <w:w w:val="105"/>
+                <w:sz w:val="16"/>
+                <w:szCs w:val="16"/>
+              </w:rPr>
+              <w:t xml:space="preserve"> </w:t>
+            </w:r>
+            <w:r>
+              <w:rPr>
+                <w:rFonts w:ascii="Arial" w:hAnsi="Arial" w:cs="Arial"/>
+                <w:w w:val="105"/>
+                <w:sz w:val="16"/>
+                <w:szCs w:val="16"/>
+              </w:rPr>
+              <w:t>on</w:t>
+            </w:r>
+            <w:r>
+              <w:rPr>
+                <w:rFonts w:ascii="Arial" w:hAnsi="Arial" w:cs="Arial"/>
+                <w:spacing w:val="34"/>
+                <w:w w:val="105"/>
+                <w:sz w:val="16"/>
+                <w:szCs w:val="16"/>
+              </w:rPr>
+              <w:t xml:space="preserve"> </w:t>
+            </w:r>
+            <w:r>
+              <w:rPr>
+                <w:rFonts w:ascii="Arial" w:hAnsi="Arial" w:cs="Arial"/>
+                <w:w w:val="105"/>
+                <w:sz w:val="16"/>
+                <w:szCs w:val="16"/>
+              </w:rPr>
+              <w:t>the</w:t>
+            </w:r>
+            <w:r>
+              <w:rPr>
+                <w:rFonts w:ascii="Arial" w:hAnsi="Arial" w:cs="Arial"/>
+                <w:spacing w:val="48"/>
+                <w:w w:val="105"/>
+                <w:sz w:val="16"/>
+                <w:szCs w:val="16"/>
+              </w:rPr>
+              <w:t xml:space="preserve"> </w:t>
+            </w:r>
+            <w:r>
+              <w:rPr>
+                <w:rFonts w:ascii="Arial" w:hAnsi="Arial" w:cs="Arial"/>
+                <w:w w:val="105"/>
+                <w:sz w:val="16"/>
+                <w:szCs w:val="16"/>
+              </w:rPr>
+              <w:t>first</w:t>
+            </w:r>
+            <w:r>
+              <w:rPr>
+                <w:rFonts w:ascii="Arial" w:hAnsi="Arial" w:cs="Arial"/>
+                <w:spacing w:val="43"/>
+                <w:w w:val="105"/>
+                <w:sz w:val="16"/>
+                <w:szCs w:val="16"/>
+              </w:rPr>
+              <w:t xml:space="preserve"> </w:t>
+            </w:r>
+            <w:r>
+              <w:rPr>
+                <w:rFonts w:ascii="Arial" w:hAnsi="Arial" w:cs="Arial"/>
+                <w:w w:val="105"/>
+                <w:sz w:val="16"/>
+                <w:szCs w:val="16"/>
+              </w:rPr>
+              <w:t>year</w:t>
+            </w:r>
+            <w:r>
+              <w:rPr>
+                <w:rFonts w:ascii="Arial" w:hAnsi="Arial" w:cs="Arial"/>
+                <w:spacing w:val="47"/>
+                <w:w w:val="105"/>
+                <w:sz w:val="16"/>
+                <w:szCs w:val="16"/>
+              </w:rPr>
+              <w:t xml:space="preserve"> </w:t>
+            </w:r>
+            <w:r>
+              <w:rPr>
+                <w:rFonts w:ascii="Arial" w:hAnsi="Arial" w:cs="Arial"/>
+                <w:w w:val="105"/>
+                <w:sz w:val="16"/>
+                <w:szCs w:val="16"/>
+              </w:rPr>
+              <w:t>save</w:t>
+            </w:r>
+            <w:r>
+              <w:rPr>
+                <w:rFonts w:ascii="Arial" w:hAnsi="Arial" w:cs="Arial"/>
+                <w:spacing w:val="54"/>
+                <w:w w:val="105"/>
+                <w:sz w:val="16"/>
+                <w:szCs w:val="16"/>
+              </w:rPr>
+              <w:t xml:space="preserve"> </w:t>
+            </w:r>
+            <w:r>
+              <w:rPr>
+                <w:rFonts w:ascii="Arial" w:hAnsi="Arial" w:cs="Arial"/>
+                <w:w w:val="105"/>
+                <w:sz w:val="16"/>
+                <w:szCs w:val="16"/>
+              </w:rPr>
+              <w:t>after</w:t>
+            </w:r>
+            <w:r>
+              <w:rPr>
+                <w:rFonts w:ascii="Arial" w:hAnsi="Arial" w:cs="Arial"/>
+                <w:spacing w:val="37"/>
+                <w:w w:val="105"/>
+                <w:sz w:val="16"/>
+                <w:szCs w:val="16"/>
+              </w:rPr>
+              <w:t xml:space="preserve"> </w:t>
+            </w:r>
+            <w:r>
+              <w:rPr>
+                <w:rFonts w:ascii="Arial" w:hAnsi="Arial" w:cs="Arial"/>
+                <w:w w:val="105"/>
+                <w:sz w:val="16"/>
+                <w:szCs w:val="16"/>
+              </w:rPr>
+              <w:t>the</w:t>
+            </w:r>
+            <w:r>
+              <w:rPr>
+                <w:rFonts w:ascii="Arial" w:hAnsi="Arial" w:cs="Arial"/>
+                <w:w w:val="109"/>
+                <w:sz w:val="16"/>
+                <w:szCs w:val="16"/>
+              </w:rPr>
+              <w:t xml:space="preserve"> </w:t>
+            </w:r>
+            <w:r>
+              <w:rPr>
+                <w:rFonts w:ascii="Arial" w:hAnsi="Arial" w:cs="Arial"/>
+                <w:spacing w:val="-2"/>
+                <w:w w:val="105"/>
+                <w:sz w:val="16"/>
+                <w:szCs w:val="16"/>
+              </w:rPr>
+              <w:t>expirati</w:t>
+            </w:r>
+            <w:r>
+              <w:rPr>
+                <w:rFonts w:ascii="Arial" w:hAnsi="Arial" w:cs="Arial"/>
+                <w:spacing w:val="-3"/>
+                <w:w w:val="105"/>
+                <w:sz w:val="16"/>
+                <w:szCs w:val="16"/>
+              </w:rPr>
+              <w:t>on</w:t>
+            </w:r>
+            <w:r>
+              <w:rPr>
+                <w:rFonts w:ascii="Arial" w:hAnsi="Arial" w:cs="Arial"/>
+                <w:spacing w:val="58"/>
+                <w:w w:val="105"/>
+                <w:sz w:val="16"/>
+                <w:szCs w:val="16"/>
+              </w:rPr>
+              <w:t xml:space="preserve"> </w:t>
+            </w:r>
+            <w:r>
+              <w:rPr>
+                <w:rFonts w:ascii="Arial" w:hAnsi="Arial" w:cs="Arial"/>
+                <w:w w:val="105"/>
+                <w:sz w:val="16"/>
+                <w:szCs w:val="16"/>
+              </w:rPr>
+              <w:t>of</w:t>
+            </w:r>
+            <w:r>
+              <w:rPr>
+                <w:rFonts w:ascii="Arial" w:hAnsi="Arial" w:cs="Arial"/>
+                <w:spacing w:val="58"/>
+                <w:w w:val="105"/>
+                <w:sz w:val="16"/>
+                <w:szCs w:val="16"/>
+              </w:rPr>
+              <w:t xml:space="preserve"> </w:t>
+            </w:r>
+            <w:r>
+              <w:rPr>
+                <w:rFonts w:ascii="Arial" w:hAnsi="Arial" w:cs="Arial"/>
+                <w:spacing w:val="-5"/>
+                <w:w w:val="105"/>
+                <w:sz w:val="16"/>
+                <w:szCs w:val="16"/>
+              </w:rPr>
+              <w:t>nine</w:t>
+            </w:r>
+            <w:r>
+              <w:rPr>
+                <w:rFonts w:ascii="Arial" w:hAnsi="Arial" w:cs="Arial"/>
+                <w:spacing w:val="1"/>
+                <w:w w:val="105"/>
+                <w:sz w:val="16"/>
+                <w:szCs w:val="16"/>
+              </w:rPr>
+              <w:t xml:space="preserve"> </w:t>
+            </w:r>
+            <w:r>
+              <w:rPr>
+                <w:rFonts w:ascii="Arial" w:hAnsi="Arial" w:cs="Arial"/>
+                <w:w w:val="105"/>
+                <w:sz w:val="16"/>
+                <w:szCs w:val="16"/>
+              </w:rPr>
+              <w:t>months</w:t>
+            </w:r>
+            <w:r>
+              <w:rPr>
+                <w:rFonts w:ascii="Arial" w:hAnsi="Arial" w:cs="Arial"/>
+                <w:spacing w:val="53"/>
+                <w:w w:val="105"/>
+                <w:sz w:val="16"/>
+                <w:szCs w:val="16"/>
+              </w:rPr>
+              <w:t xml:space="preserve"> </w:t>
+            </w:r>
+            <w:r>
+              <w:rPr>
+                <w:rFonts w:ascii="Arial" w:hAnsi="Arial" w:cs="Arial"/>
+                <w:w w:val="105"/>
+                <w:sz w:val="16"/>
+                <w:szCs w:val="16"/>
+              </w:rPr>
+              <w:t>to</w:t>
+            </w:r>
+            <w:r>
+              <w:rPr>
+                <w:rFonts w:ascii="Arial" w:hAnsi="Arial" w:cs="Arial"/>
+                <w:spacing w:val="60"/>
+                <w:w w:val="105"/>
+                <w:sz w:val="16"/>
+                <w:szCs w:val="16"/>
+              </w:rPr>
+              <w:t xml:space="preserve"> </w:t>
+            </w:r>
+            <w:r>
+              <w:rPr>
+                <w:rFonts w:ascii="Arial" w:hAnsi="Arial" w:cs="Arial"/>
+                <w:w w:val="105"/>
+                <w:sz w:val="16"/>
+                <w:szCs w:val="16"/>
+              </w:rPr>
+              <w:t>be</w:t>
+            </w:r>
+            <w:r>
+              <w:rPr>
+                <w:rFonts w:ascii="Arial" w:hAnsi="Arial" w:cs="Arial"/>
+                <w:spacing w:val="45"/>
+                <w:w w:val="105"/>
+                <w:sz w:val="16"/>
+                <w:szCs w:val="16"/>
+              </w:rPr>
+              <w:t xml:space="preserve"> </w:t>
+            </w:r>
+            <w:r>
+              <w:rPr>
+                <w:rFonts w:ascii="Arial" w:hAnsi="Arial" w:cs="Arial"/>
+                <w:spacing w:val="-1"/>
+                <w:w w:val="105"/>
+                <w:sz w:val="16"/>
+                <w:szCs w:val="16"/>
+              </w:rPr>
+              <w:t>calculated</w:t>
+            </w:r>
+            <w:r>
+              <w:rPr>
+                <w:rFonts w:ascii="Arial" w:hAnsi="Arial" w:cs="Arial"/>
+                <w:spacing w:val="49"/>
+                <w:w w:val="105"/>
+                <w:sz w:val="16"/>
+                <w:szCs w:val="16"/>
+              </w:rPr>
+              <w:t xml:space="preserve"> </w:t>
+            </w:r>
+            <w:r>
+              <w:rPr>
+                <w:rFonts w:ascii="Arial" w:hAnsi="Arial" w:cs="Arial"/>
+                <w:w w:val="105"/>
+                <w:sz w:val="16"/>
+                <w:szCs w:val="16"/>
+              </w:rPr>
+              <w:t>from</w:t>
+            </w:r>
+            <w:r>
+              <w:rPr>
+                <w:rFonts w:ascii="Arial" w:hAnsi="Arial" w:cs="Arial"/>
+                <w:spacing w:val="23"/>
+                <w:w w:val="110"/>
+                <w:sz w:val="16"/>
+                <w:szCs w:val="16"/>
+              </w:rPr>
+              <w:t xml:space="preserve"> </w:t>
+            </w:r>
+            <w:r>
+              <w:rPr>
+                <w:rFonts w:ascii="Arial" w:hAnsi="Arial" w:cs="Arial"/>
+                <w:w w:val="105"/>
+                <w:sz w:val="16"/>
+                <w:szCs w:val="16"/>
+              </w:rPr>
+              <w:t>the</w:t>
+            </w:r>
+            <w:r>
+              <w:rPr>
+                <w:rFonts w:ascii="Arial" w:hAnsi="Arial" w:cs="Arial"/>
+                <w:spacing w:val="12"/>
+                <w:w w:val="105"/>
+                <w:sz w:val="16"/>
+                <w:szCs w:val="16"/>
+              </w:rPr>
+              <w:t xml:space="preserve"> </w:t>
+            </w:r>
+            <w:r>
+              <w:rPr>
+                <w:rFonts w:ascii="Arial" w:hAnsi="Arial" w:cs="Arial"/>
+                <w:w w:val="105"/>
+                <w:sz w:val="16"/>
+                <w:szCs w:val="16"/>
+              </w:rPr>
+              <w:t>date</w:t>
+            </w:r>
+            <w:r>
+              <w:rPr>
+                <w:rFonts w:ascii="Arial" w:hAnsi="Arial" w:cs="Arial"/>
+                <w:spacing w:val="13"/>
+                <w:w w:val="105"/>
+                <w:sz w:val="16"/>
+                <w:szCs w:val="16"/>
+              </w:rPr>
+              <w:t xml:space="preserve"> </w:t>
+            </w:r>
+            <w:r>
+              <w:rPr>
+                <w:rFonts w:ascii="Arial" w:hAnsi="Arial" w:cs="Arial"/>
+                <w:w w:val="105"/>
+                <w:sz w:val="16"/>
+                <w:szCs w:val="16"/>
+              </w:rPr>
+              <w:t>of</w:t>
+            </w:r>
+            <w:r>
+              <w:rPr>
+                <w:rFonts w:ascii="Arial" w:hAnsi="Arial" w:cs="Arial"/>
+                <w:spacing w:val="8"/>
+                <w:w w:val="105"/>
+                <w:sz w:val="16"/>
+                <w:szCs w:val="16"/>
+              </w:rPr>
+              <w:t xml:space="preserve"> </w:t>
+            </w:r>
+            <w:r>
+              <w:rPr>
+                <w:rFonts w:ascii="Arial" w:hAnsi="Arial" w:cs="Arial"/>
+                <w:w w:val="105"/>
+                <w:sz w:val="16"/>
+                <w:szCs w:val="16"/>
+              </w:rPr>
+              <w:t>the</w:t>
+            </w:r>
+            <w:r>
+              <w:rPr>
+                <w:rFonts w:ascii="Arial" w:hAnsi="Arial" w:cs="Arial"/>
+                <w:spacing w:val="13"/>
+                <w:w w:val="105"/>
+                <w:sz w:val="16"/>
+                <w:szCs w:val="16"/>
+              </w:rPr>
+              <w:t xml:space="preserve"> </w:t>
+            </w:r>
+            <w:r>
+              <w:rPr>
+                <w:rFonts w:ascii="Arial" w:hAnsi="Arial" w:cs="Arial"/>
+                <w:w w:val="105"/>
+                <w:sz w:val="16"/>
+                <w:szCs w:val="16"/>
+              </w:rPr>
+              <w:t>contract</w:t>
+            </w:r>
+            <w:r>
+              <w:rPr>
+                <w:rFonts w:ascii="Arial" w:hAnsi="Arial" w:cs="Arial"/>
+                <w:spacing w:val="29"/>
+                <w:w w:val="105"/>
+                <w:sz w:val="16"/>
+                <w:szCs w:val="16"/>
+              </w:rPr>
+              <w:t xml:space="preserve"> </w:t>
+            </w:r>
+            <w:r>
+              <w:rPr>
+                <w:rFonts w:ascii="Arial" w:hAnsi="Arial" w:cs="Arial"/>
+                <w:spacing w:val="-1"/>
+                <w:w w:val="105"/>
+                <w:sz w:val="16"/>
+                <w:szCs w:val="16"/>
+              </w:rPr>
+              <w:t>coming</w:t>
+            </w:r>
+            <w:r>
+              <w:rPr>
+                <w:rFonts w:ascii="Arial" w:hAnsi="Arial" w:cs="Arial"/>
+                <w:spacing w:val="6"/>
+                <w:w w:val="105"/>
+                <w:sz w:val="16"/>
+                <w:szCs w:val="16"/>
+              </w:rPr>
+              <w:t xml:space="preserve"> </w:t>
+            </w:r>
+            <w:r>
+              <w:rPr>
+                <w:rFonts w:ascii="Arial" w:hAnsi="Arial" w:cs="Arial"/>
+                <w:spacing w:val="-21"/>
+                <w:w w:val="105"/>
+                <w:sz w:val="16"/>
+                <w:szCs w:val="16"/>
+              </w:rPr>
+              <w:t>i</w:t>
+            </w:r>
+            <w:r>
+              <w:rPr>
+                <w:rFonts w:ascii="Arial" w:hAnsi="Arial" w:cs="Arial"/>
+                <w:w w:val="105"/>
+                <w:sz w:val="16"/>
+                <w:szCs w:val="16"/>
+              </w:rPr>
+              <w:t>nto</w:t>
+            </w:r>
+            <w:r>
+              <w:rPr>
+                <w:rFonts w:ascii="Arial" w:hAnsi="Arial" w:cs="Arial"/>
+                <w:spacing w:val="-19"/>
+                <w:w w:val="105"/>
+                <w:sz w:val="16"/>
+                <w:szCs w:val="16"/>
+              </w:rPr>
+              <w:t xml:space="preserve"> </w:t>
+            </w:r>
+            <w:r>
+              <w:rPr>
+                <w:rFonts w:ascii="Arial" w:hAnsi="Arial" w:cs="Arial"/>
+                <w:w w:val="105"/>
+                <w:sz w:val="16"/>
+                <w:szCs w:val="16"/>
+              </w:rPr>
+              <w:t>forc</w:t>
+            </w:r>
+            <w:r>
+              <w:rPr>
+                <w:rFonts w:ascii="Arial" w:hAnsi="Arial" w:cs="Arial"/>
+                <w:spacing w:val="26"/>
+                <w:w w:val="105"/>
+                <w:sz w:val="16"/>
+                <w:szCs w:val="16"/>
+              </w:rPr>
+              <w:t>e</w:t>
+            </w:r>
+            <w:r>
+              <w:rPr>
+                <w:rFonts w:ascii="Arial" w:hAnsi="Arial" w:cs="Arial"/>
+                <w:w w:val="105"/>
+                <w:sz w:val="16"/>
+                <w:szCs w:val="16"/>
+              </w:rPr>
+              <w:t>.</w:t>
+            </w:r>
           </w:p>
           <w:p>
             <w:pPr>
@@ -9280,706 +11168,15 @@
             </w:pPr>
             <w:r>
               <w:rPr>
-                <w:rFonts w:ascii="Arial" w:eastAsia="Arial" w:hAnsi="Arial" w:cs="Arial"/>
-                <w:lang w:bidi="ar-KW"/>
+                <w:rFonts w:cs="Simplified Arabic"/>
+                <w:b/>
+                <w:bCs/>
+                <w:sz w:val="16"/>
+                <w:szCs w:val="16"/>
+                <w:u w:val="single"/>
+                <w:rtl/>
               </w:rPr>
               <w:lastRenderedPageBreak/>
-              <w:t xml:space="preserve"> </w:t>
-            </w:r>
-            <w:r>
-              <w:rPr>
-                <w:rFonts w:cs="Simplified Arabic"/>
-                <w:b/>
-                <w:bCs/>
-                <w:sz w:val="18"/>
-                <w:szCs w:val="18"/>
-                <w:u w:val="single"/>
-                <w:rtl/>
-              </w:rPr>
-              <w:t>البند</w:t>
-            </w:r>
-            <w:r>
-              <w:rPr>
-                <w:b/>
-                <w:bCs/>
-                <w:sz w:val="18"/>
-                <w:szCs w:val="18"/>
-                <w:u w:val="single"/>
-                <w:rtl/>
-              </w:rPr>
-              <w:t xml:space="preserve"> </w:t>
-            </w:r>
-            <w:r>
-              <w:rPr>
-                <w:rFonts w:cs="Simplified Arabic"/>
-                <w:b/>
-                <w:bCs/>
-                <w:sz w:val="18"/>
-                <w:szCs w:val="18"/>
-                <w:u w:val="single"/>
-                <w:rtl/>
-              </w:rPr>
-              <w:t>السابع</w:t>
-            </w:r>
-          </w:p>
-          <w:p>
-            <w:pPr>
-              <w:jc w:val="center"/>
-              <w:rPr>
-                <w:rFonts w:cs="Simplified Arabic"/>
-                <w:b/>
-                <w:bCs/>
-                <w:sz w:val="16"/>
-                <w:szCs w:val="16"/>
-              </w:rPr>
-            </w:pPr>
-            <w:r>
-              <w:rPr>
-                <w:rFonts w:cs="Simplified Arabic"/>
-                <w:b/>
-                <w:bCs/>
-                <w:sz w:val="16"/>
-                <w:szCs w:val="16"/>
-                <w:u w:val="single"/>
-              </w:rPr>
-              <w:t>"</w:t>
-            </w:r>
-            <w:r>
-              <w:rPr>
-                <w:rFonts w:cs="Simplified Arabic"/>
-                <w:b/>
-                <w:bCs/>
-                <w:sz w:val="16"/>
-                <w:szCs w:val="16"/>
-                <w:u w:val="single"/>
-                <w:rtl/>
-              </w:rPr>
-              <w:t>الإجازة</w:t>
-            </w:r>
-            <w:r>
-              <w:rPr>
-                <w:b/>
-                <w:bCs/>
-                <w:sz w:val="16"/>
-                <w:szCs w:val="16"/>
-                <w:u w:val="single"/>
-                <w:rtl/>
-              </w:rPr>
-              <w:t xml:space="preserve"> </w:t>
-            </w:r>
-            <w:r>
-              <w:rPr>
-                <w:rFonts w:cs="Simplified Arabic"/>
-                <w:b/>
-                <w:bCs/>
-                <w:sz w:val="16"/>
-                <w:szCs w:val="16"/>
-                <w:u w:val="single"/>
-                <w:rtl/>
-              </w:rPr>
-              <w:t>السنوية</w:t>
-            </w:r>
-            <w:r>
-              <w:rPr>
-                <w:rFonts w:cs="Simplified Arabic"/>
-                <w:b/>
-                <w:bCs/>
-                <w:sz w:val="16"/>
-                <w:szCs w:val="16"/>
-              </w:rPr>
-              <w:t>"</w:t>
-            </w:r>
-          </w:p>
-          <w:p>
-            <w:pPr>
-              <w:jc w:val="right"/>
-              <w:rPr>
-                <w:rFonts w:cs="Simplified Arabic"/>
-                <w:b/>
-                <w:bCs/>
-                <w:sz w:val="16"/>
-                <w:szCs w:val="16"/>
-              </w:rPr>
-            </w:pPr>
-            <w:r>
-              <w:rPr>
-                <w:rFonts w:cs="Simplified Arabic"/>
-                <w:b/>
-                <w:bCs/>
-                <w:sz w:val="16"/>
-                <w:szCs w:val="16"/>
-                <w:rtl/>
-              </w:rPr>
-              <w:t>للطرف</w:t>
-            </w:r>
-            <w:r>
-              <w:rPr>
-                <w:b/>
-                <w:bCs/>
-                <w:sz w:val="16"/>
-                <w:szCs w:val="16"/>
-                <w:rtl/>
-              </w:rPr>
-              <w:t xml:space="preserve"> </w:t>
-            </w:r>
-            <w:r>
-              <w:rPr>
-                <w:rFonts w:cs="Simplified Arabic"/>
-                <w:b/>
-                <w:bCs/>
-                <w:sz w:val="16"/>
-                <w:szCs w:val="16"/>
-                <w:rtl/>
-              </w:rPr>
-              <w:t>الثاني</w:t>
-            </w:r>
-            <w:r>
-              <w:rPr>
-                <w:b/>
-                <w:bCs/>
-                <w:sz w:val="16"/>
-                <w:szCs w:val="16"/>
-                <w:rtl/>
-              </w:rPr>
-              <w:t xml:space="preserve"> </w:t>
-            </w:r>
-            <w:r>
-              <w:rPr>
-                <w:rFonts w:cs="Simplified Arabic"/>
-                <w:b/>
-                <w:bCs/>
-                <w:sz w:val="16"/>
-                <w:szCs w:val="16"/>
-                <w:rtl/>
-              </w:rPr>
-              <w:t>الحق</w:t>
-            </w:r>
-            <w:r>
-              <w:rPr>
-                <w:b/>
-                <w:bCs/>
-                <w:sz w:val="16"/>
-                <w:szCs w:val="16"/>
-                <w:rtl/>
-              </w:rPr>
-              <w:t xml:space="preserve"> </w:t>
-            </w:r>
-            <w:r>
-              <w:rPr>
-                <w:rFonts w:cs="Simplified Arabic"/>
-                <w:b/>
-                <w:bCs/>
-                <w:sz w:val="16"/>
-                <w:szCs w:val="16"/>
-                <w:rtl/>
-              </w:rPr>
-              <w:t>في</w:t>
-            </w:r>
-            <w:r>
-              <w:rPr>
-                <w:b/>
-                <w:bCs/>
-                <w:sz w:val="16"/>
-                <w:szCs w:val="16"/>
-                <w:rtl/>
-              </w:rPr>
-              <w:t xml:space="preserve"> </w:t>
-            </w:r>
-            <w:r>
-              <w:rPr>
-                <w:rFonts w:cs="Simplified Arabic"/>
-                <w:b/>
-                <w:bCs/>
-                <w:sz w:val="16"/>
-                <w:szCs w:val="16"/>
-                <w:rtl/>
-              </w:rPr>
-              <w:t>اجازة</w:t>
-            </w:r>
-            <w:r>
-              <w:rPr>
-                <w:b/>
-                <w:bCs/>
-                <w:sz w:val="16"/>
-                <w:szCs w:val="16"/>
-                <w:rtl/>
-              </w:rPr>
-              <w:t xml:space="preserve"> </w:t>
-            </w:r>
-            <w:r>
-              <w:rPr>
-                <w:rFonts w:cs="Simplified Arabic"/>
-                <w:b/>
-                <w:bCs/>
-                <w:sz w:val="16"/>
-                <w:szCs w:val="16"/>
-                <w:rtl/>
-              </w:rPr>
-              <w:t>سنوية</w:t>
-            </w:r>
-            <w:r>
-              <w:rPr>
-                <w:b/>
-                <w:bCs/>
-                <w:sz w:val="16"/>
-                <w:szCs w:val="16"/>
-                <w:rtl/>
-              </w:rPr>
-              <w:t xml:space="preserve"> </w:t>
-            </w:r>
-            <w:r>
-              <w:rPr>
-                <w:rFonts w:cs="Simplified Arabic"/>
-                <w:b/>
-                <w:bCs/>
-                <w:sz w:val="16"/>
-                <w:szCs w:val="16"/>
-                <w:rtl/>
-              </w:rPr>
-              <w:t>مدفوعة</w:t>
-            </w:r>
-            <w:r>
-              <w:rPr>
-                <w:b/>
-                <w:bCs/>
-                <w:sz w:val="16"/>
-                <w:szCs w:val="16"/>
-                <w:rtl/>
-              </w:rPr>
-              <w:t xml:space="preserve"> </w:t>
-            </w:r>
-            <w:r>
-              <w:rPr>
-                <w:rFonts w:cs="Simplified Arabic"/>
-                <w:b/>
-                <w:bCs/>
-                <w:sz w:val="16"/>
-                <w:szCs w:val="16"/>
-                <w:rtl/>
-              </w:rPr>
-              <w:t>الأجر</w:t>
-            </w:r>
-            <w:r>
-              <w:rPr>
-                <w:b/>
-                <w:bCs/>
-                <w:sz w:val="16"/>
-                <w:szCs w:val="16"/>
-                <w:rtl/>
-              </w:rPr>
-              <w:t xml:space="preserve"> </w:t>
-            </w:r>
-            <w:r>
-              <w:rPr>
-                <w:rFonts w:cs="Simplified Arabic"/>
-                <w:b/>
-                <w:bCs/>
-                <w:sz w:val="16"/>
-                <w:szCs w:val="16"/>
-                <w:rtl/>
-              </w:rPr>
-              <w:t>مدتها</w:t>
-            </w:r>
-            <w:r>
-              <w:rPr>
-                <w:b/>
-                <w:bCs/>
-                <w:sz w:val="16"/>
-                <w:szCs w:val="16"/>
-                <w:rtl/>
-              </w:rPr>
-              <w:t xml:space="preserve"> </w:t>
-            </w:r>
-            <w:r>
-              <w:rPr>
-                <w:rFonts w:cs="Simplified Arabic"/>
-                <w:b/>
-                <w:bCs/>
-                <w:sz w:val="16"/>
-                <w:szCs w:val="16"/>
-              </w:rPr>
-              <w:t>30</w:t>
-            </w:r>
-            <w:r>
-              <w:rPr>
-                <w:rFonts w:cs="Simplified Arabic"/>
-                <w:b/>
-                <w:bCs/>
-                <w:sz w:val="16"/>
-                <w:szCs w:val="16"/>
-                <w:rtl/>
-              </w:rPr>
-              <w:t xml:space="preserve"> يوما،</w:t>
-            </w:r>
-            <w:r>
-              <w:rPr>
-                <w:b/>
-                <w:bCs/>
-                <w:sz w:val="16"/>
-                <w:szCs w:val="16"/>
-                <w:rtl/>
-              </w:rPr>
-              <w:t xml:space="preserve"> </w:t>
-            </w:r>
-            <w:r>
-              <w:rPr>
-                <w:rFonts w:cs="Simplified Arabic"/>
-                <w:b/>
-                <w:bCs/>
-                <w:sz w:val="16"/>
-                <w:szCs w:val="16"/>
-                <w:rtl/>
-              </w:rPr>
-              <w:t>ولا</w:t>
-            </w:r>
-            <w:r>
-              <w:rPr>
-                <w:b/>
-                <w:bCs/>
-                <w:sz w:val="16"/>
-                <w:szCs w:val="16"/>
-                <w:rtl/>
-              </w:rPr>
-              <w:t xml:space="preserve"> </w:t>
-            </w:r>
-            <w:r>
-              <w:rPr>
-                <w:rFonts w:cs="Simplified Arabic"/>
-                <w:b/>
-                <w:bCs/>
-                <w:sz w:val="16"/>
-                <w:szCs w:val="16"/>
-                <w:rtl/>
-              </w:rPr>
-              <w:t>يستحقها</w:t>
-            </w:r>
-            <w:r>
-              <w:rPr>
-                <w:b/>
-                <w:bCs/>
-                <w:sz w:val="16"/>
-                <w:szCs w:val="16"/>
-                <w:rtl/>
-              </w:rPr>
-              <w:t xml:space="preserve"> </w:t>
-            </w:r>
-            <w:r>
-              <w:rPr>
-                <w:rFonts w:cs="Simplified Arabic"/>
-                <w:b/>
-                <w:bCs/>
-                <w:sz w:val="16"/>
-                <w:szCs w:val="16"/>
-                <w:rtl/>
-              </w:rPr>
-              <w:t>عن</w:t>
-            </w:r>
-            <w:r>
-              <w:rPr>
-                <w:b/>
-                <w:bCs/>
-                <w:sz w:val="16"/>
-                <w:szCs w:val="16"/>
-                <w:rtl/>
-              </w:rPr>
-              <w:t xml:space="preserve"> </w:t>
-            </w:r>
-            <w:r>
-              <w:rPr>
-                <w:rFonts w:cs="Simplified Arabic"/>
-                <w:b/>
-                <w:bCs/>
-                <w:sz w:val="16"/>
-                <w:szCs w:val="16"/>
-                <w:rtl/>
-              </w:rPr>
-              <w:t>السنة</w:t>
-            </w:r>
-            <w:r>
-              <w:rPr>
-                <w:b/>
-                <w:bCs/>
-                <w:sz w:val="16"/>
-                <w:szCs w:val="16"/>
-                <w:rtl/>
-              </w:rPr>
-              <w:t xml:space="preserve"> </w:t>
-            </w:r>
-            <w:r>
-              <w:rPr>
-                <w:rFonts w:cs="Simplified Arabic"/>
-                <w:b/>
-                <w:bCs/>
-                <w:sz w:val="16"/>
-                <w:szCs w:val="16"/>
-                <w:rtl/>
-              </w:rPr>
-              <w:t>الأولى</w:t>
-            </w:r>
-            <w:r>
-              <w:rPr>
-                <w:b/>
-                <w:bCs/>
-                <w:sz w:val="16"/>
-                <w:szCs w:val="16"/>
-                <w:rtl/>
-              </w:rPr>
-              <w:t xml:space="preserve"> </w:t>
-            </w:r>
-            <w:r>
-              <w:rPr>
-                <w:rFonts w:cs="Simplified Arabic"/>
-                <w:b/>
-                <w:bCs/>
-                <w:sz w:val="16"/>
-                <w:szCs w:val="16"/>
-                <w:rtl/>
-              </w:rPr>
-              <w:t>إلا</w:t>
-            </w:r>
-            <w:r>
-              <w:rPr>
-                <w:b/>
-                <w:bCs/>
-                <w:sz w:val="16"/>
-                <w:szCs w:val="16"/>
-                <w:rtl/>
-              </w:rPr>
-              <w:t xml:space="preserve"> </w:t>
-            </w:r>
-            <w:r>
-              <w:rPr>
-                <w:rFonts w:cs="Simplified Arabic"/>
-                <w:b/>
-                <w:bCs/>
-                <w:sz w:val="16"/>
-                <w:szCs w:val="16"/>
-                <w:rtl/>
-              </w:rPr>
-              <w:t>بعد</w:t>
-            </w:r>
-            <w:r>
-              <w:rPr>
-                <w:b/>
-                <w:bCs/>
-                <w:sz w:val="16"/>
-                <w:szCs w:val="16"/>
-                <w:rtl/>
-              </w:rPr>
-              <w:t xml:space="preserve"> </w:t>
-            </w:r>
-            <w:r>
-              <w:rPr>
-                <w:rFonts w:cs="Simplified Arabic"/>
-                <w:b/>
-                <w:bCs/>
-                <w:sz w:val="16"/>
-                <w:szCs w:val="16"/>
-                <w:rtl/>
-              </w:rPr>
-              <w:t>انقضاء</w:t>
-            </w:r>
-            <w:r>
-              <w:rPr>
-                <w:b/>
-                <w:bCs/>
-                <w:sz w:val="16"/>
-                <w:szCs w:val="16"/>
-                <w:rtl/>
-              </w:rPr>
-              <w:t xml:space="preserve"> </w:t>
-            </w:r>
-            <w:r>
-              <w:rPr>
-                <w:rFonts w:cs="Simplified Arabic"/>
-                <w:b/>
-                <w:bCs/>
-                <w:sz w:val="16"/>
-                <w:szCs w:val="16"/>
-                <w:rtl/>
-              </w:rPr>
-              <w:t>مدة</w:t>
-            </w:r>
-            <w:r>
-              <w:rPr>
-                <w:b/>
-                <w:bCs/>
-                <w:sz w:val="16"/>
-                <w:szCs w:val="16"/>
-                <w:rtl/>
-              </w:rPr>
-              <w:t xml:space="preserve"> </w:t>
-            </w:r>
-            <w:r>
-              <w:rPr>
-                <w:rFonts w:cs="Simplified Arabic"/>
-                <w:b/>
-                <w:bCs/>
-                <w:sz w:val="16"/>
-                <w:szCs w:val="16"/>
-                <w:rtl/>
-              </w:rPr>
-              <w:t>تسعة</w:t>
-            </w:r>
-            <w:r>
-              <w:rPr>
-                <w:b/>
-                <w:bCs/>
-                <w:sz w:val="16"/>
-                <w:szCs w:val="16"/>
-                <w:rtl/>
-              </w:rPr>
-              <w:t xml:space="preserve"> </w:t>
-            </w:r>
-            <w:r>
-              <w:rPr>
-                <w:rFonts w:cs="Simplified Arabic"/>
-                <w:b/>
-                <w:bCs/>
-                <w:sz w:val="16"/>
-                <w:szCs w:val="16"/>
-                <w:rtl/>
-              </w:rPr>
-              <w:t>أشهر</w:t>
-            </w:r>
-            <w:r>
-              <w:rPr>
-                <w:b/>
-                <w:bCs/>
-                <w:sz w:val="16"/>
-                <w:szCs w:val="16"/>
-                <w:rtl/>
-              </w:rPr>
-              <w:t xml:space="preserve"> </w:t>
-            </w:r>
-            <w:r>
-              <w:rPr>
-                <w:rFonts w:cs="Simplified Arabic"/>
-                <w:b/>
-                <w:bCs/>
-                <w:sz w:val="16"/>
-                <w:szCs w:val="16"/>
-                <w:rtl/>
-              </w:rPr>
-              <w:t>تحسب</w:t>
-            </w:r>
-            <w:r>
-              <w:rPr>
-                <w:b/>
-                <w:bCs/>
-                <w:sz w:val="16"/>
-                <w:szCs w:val="16"/>
-                <w:rtl/>
-              </w:rPr>
-              <w:t xml:space="preserve"> </w:t>
-            </w:r>
-            <w:r>
-              <w:rPr>
-                <w:rFonts w:cs="Simplified Arabic"/>
-                <w:b/>
-                <w:bCs/>
-                <w:sz w:val="16"/>
-                <w:szCs w:val="16"/>
-                <w:rtl/>
-              </w:rPr>
-              <w:t>من</w:t>
-            </w:r>
-            <w:r>
-              <w:rPr>
-                <w:b/>
-                <w:bCs/>
-                <w:sz w:val="16"/>
-                <w:szCs w:val="16"/>
-                <w:rtl/>
-              </w:rPr>
-              <w:t xml:space="preserve"> </w:t>
-            </w:r>
-            <w:r>
-              <w:rPr>
-                <w:rFonts w:cs="Simplified Arabic"/>
-                <w:b/>
-                <w:bCs/>
-                <w:sz w:val="16"/>
-                <w:szCs w:val="16"/>
-                <w:rtl/>
-              </w:rPr>
-              <w:t>تاريخ</w:t>
-            </w:r>
-            <w:r>
-              <w:rPr>
-                <w:b/>
-                <w:bCs/>
-                <w:sz w:val="16"/>
-                <w:szCs w:val="16"/>
-                <w:rtl/>
-              </w:rPr>
-              <w:t xml:space="preserve"> </w:t>
-            </w:r>
-            <w:r>
-              <w:rPr>
-                <w:rFonts w:cs="Simplified Arabic"/>
-                <w:b/>
-                <w:bCs/>
-                <w:sz w:val="16"/>
-                <w:szCs w:val="16"/>
-                <w:rtl/>
-              </w:rPr>
-              <w:t>نفاذ</w:t>
-            </w:r>
-            <w:r>
-              <w:rPr>
-                <w:b/>
-                <w:bCs/>
-                <w:sz w:val="16"/>
-                <w:szCs w:val="16"/>
-                <w:rtl/>
-              </w:rPr>
-              <w:t xml:space="preserve"> </w:t>
-            </w:r>
-            <w:r>
-              <w:rPr>
-                <w:rFonts w:cs="Simplified Arabic"/>
-                <w:b/>
-                <w:bCs/>
-                <w:sz w:val="16"/>
-                <w:szCs w:val="16"/>
-                <w:rtl/>
-              </w:rPr>
-              <w:t>العقد</w:t>
-            </w:r>
-            <w:r>
-              <w:rPr>
-                <w:rFonts w:cs="Simplified Arabic"/>
-                <w:b/>
-                <w:bCs/>
-                <w:sz w:val="16"/>
-                <w:szCs w:val="16"/>
-              </w:rPr>
-              <w:t>.</w:t>
-            </w:r>
-          </w:p>
-          <w:p>
-            <w:pPr>
-              <w:jc w:val="center"/>
-              <w:rPr>
-                <w:rFonts w:cs="Simplified Arabic"/>
-                <w:b/>
-                <w:bCs/>
-                <w:sz w:val="16"/>
-                <w:szCs w:val="16"/>
-                <w:u w:val="single"/>
-              </w:rPr>
-            </w:pPr>
-            <w:r>
-              <w:rPr>
-                <w:rFonts w:cs="Simplified Arabic"/>
-                <w:b/>
-                <w:bCs/>
-                <w:sz w:val="16"/>
-                <w:szCs w:val="16"/>
-                <w:u w:val="single"/>
-                <w:rtl/>
-              </w:rPr>
               <w:t>البند</w:t>
             </w:r>
             <w:r>
@@ -14192,6 +15389,7 @@
               </w:rPr>
               <w:t xml:space="preserve"> </w:t>
             </w:r>
+            <w:proofErr w:type="gramStart"/>
             <w:r>
               <w:rPr>
                 <w:rFonts w:cs="Simplified Arabic"/>
@@ -14215,6 +15413,7 @@
               </w:rPr>
               <w:t>5</w:t>
             </w:r>
+            <w:proofErr w:type="gramEnd"/>
             <w:r>
               <w:rPr>
                 <w:rFonts w:cs="Simplified Arabic"/>
@@ -14905,6 +16104,7 @@
               </w:rPr>
               <w:t xml:space="preserve"> </w:t>
             </w:r>
+            <w:proofErr w:type="gramStart"/>
             <w:r>
               <w:rPr>
                 <w:rFonts w:cs="Simplified Arabic"/>
@@ -14940,6 +16140,7 @@
               </w:rPr>
               <w:t>اذن</w:t>
             </w:r>
+            <w:proofErr w:type="gramEnd"/>
             <w:r>
               <w:rPr>
                 <w:b/>
@@ -15221,6 +16422,7 @@
               </w:rPr>
               <w:t>-</w:t>
             </w:r>
+            <w:proofErr w:type="gramStart"/>
             <w:r>
               <w:rPr>
                 <w:rFonts w:cs="Simplified Arabic"/>
@@ -15244,6 +16446,7 @@
               </w:rPr>
               <w:t xml:space="preserve">  لايحق</w:t>
             </w:r>
+            <w:proofErr w:type="gramEnd"/>
             <w:r>
               <w:rPr>
                 <w:b/>
@@ -15301,6 +16504,7 @@
               </w:rPr>
               <w:t xml:space="preserve"> </w:t>
             </w:r>
+            <w:proofErr w:type="gramStart"/>
             <w:r>
               <w:rPr>
                 <w:rFonts w:cs="Simplified Arabic"/>
@@ -15336,6 +16540,7 @@
               </w:rPr>
               <w:t>الي</w:t>
             </w:r>
+            <w:proofErr w:type="gramEnd"/>
             <w:r>
               <w:rPr>
                 <w:b/>
@@ -16496,6 +17701,7 @@
               </w:rPr>
               <w:t xml:space="preserve"> </w:t>
             </w:r>
+            <w:proofErr w:type="gramStart"/>
             <w:r>
               <w:rPr>
                 <w:rFonts w:cs="Simplified Arabic"/>
@@ -16530,6 +17736,7 @@
               </w:rPr>
               <w:t>،</w:t>
             </w:r>
+            <w:proofErr w:type="gramEnd"/>
             <w:r>
               <w:rPr>
                 <w:b/>
@@ -17413,9 +18620,7 @@
           <w:p>
             <w:pPr>
               <w:tabs>
-                <w:tab w:val="left" w:pos="996"/>
-                <w:tab w:val="left" w:pos="1106"/>
-                <w:tab w:val="left" w:pos="3061"/>
+                <w:tab w:val="left" w:pos="2659"/>
               </w:tabs>
               <w:bidi/>
               <w:rPr>
@@ -17427,18 +18632,6 @@
                 <w:lang w:bidi="ar-KW"/>
               </w:rPr>
             </w:pPr>
-            <w:r>
-              <w:rPr>
-                <w:rFonts w:cs="Simplified Arabic"/>
-                <w:b/>
-                <w:bCs/>
-                <w:sz w:val="16"/>
-                <w:szCs w:val="16"/>
-                <w:rtl/>
-                <w:lang w:bidi="ar-KW"/>
-              </w:rPr>
-              <w:tab/>
-            </w:r>
             <w:bookmarkStart w:id="37" w:name="CompOwnerAr1"/>
             <w:bookmarkEnd w:id="37"/>
             <w:r>
@@ -17483,1078 +18676,6 @@
             <w:pPr>
               <w:spacing w:line="160" w:lineRule="exact"/>
               <w:jc w:val="center"/>
-              <w:rPr>
-                <w:rFonts w:ascii="Arial" w:eastAsia="Arial" w:hAnsi="Arial" w:cs="Arial"/>
-                <w:w w:val="120"/>
-                <w:sz w:val="22"/>
-                <w:szCs w:val="22"/>
-                <w:u w:val="thick" w:color="000000"/>
-              </w:rPr>
-            </w:pPr>
-            <w:r>
-              <w:rPr>
-                <w:rFonts w:ascii="Arial" w:eastAsia="Arial" w:hAnsi="Arial" w:cs="Arial"/>
-                <w:w w:val="120"/>
-                <w:sz w:val="22"/>
-                <w:szCs w:val="22"/>
-                <w:u w:val="thick" w:color="000000"/>
-              </w:rPr>
-              <w:t xml:space="preserve"> </w:t>
-            </w:r>
-          </w:p>
-          <w:p>
-            <w:pPr>
-              <w:pStyle w:val="BodyText"/>
-              <w:tabs>
-                <w:tab w:val="left" w:pos="2853"/>
-              </w:tabs>
-              <w:spacing w:line="160" w:lineRule="exact"/>
-              <w:jc w:val="center"/>
-            </w:pPr>
-            <w:r>
-              <w:rPr>
-                <w:b/>
-                <w:bCs/>
-                <w:w w:val="125"/>
-                <w:sz w:val="18"/>
-                <w:szCs w:val="18"/>
-                <w:u w:val="single"/>
-              </w:rPr>
-              <w:t>Art</w:t>
-            </w:r>
-            <w:r>
-              <w:rPr>
-                <w:b/>
-                <w:bCs/>
-                <w:spacing w:val="6"/>
-                <w:w w:val="125"/>
-                <w:sz w:val="18"/>
-                <w:szCs w:val="18"/>
-                <w:u w:val="single"/>
-              </w:rPr>
-              <w:t>i</w:t>
-            </w:r>
-            <w:r>
-              <w:rPr>
-                <w:b/>
-                <w:bCs/>
-                <w:w w:val="125"/>
-                <w:sz w:val="18"/>
-                <w:szCs w:val="18"/>
-                <w:u w:val="single"/>
-              </w:rPr>
-              <w:t>c</w:t>
-            </w:r>
-            <w:r>
-              <w:rPr>
-                <w:b/>
-                <w:bCs/>
-                <w:spacing w:val="-8"/>
-                <w:w w:val="125"/>
-                <w:sz w:val="18"/>
-                <w:szCs w:val="18"/>
-                <w:u w:val="single"/>
-              </w:rPr>
-              <w:t>l</w:t>
-            </w:r>
-            <w:r>
-              <w:rPr>
-                <w:b/>
-                <w:bCs/>
-                <w:w w:val="125"/>
-                <w:sz w:val="18"/>
-                <w:szCs w:val="18"/>
-                <w:u w:val="single"/>
-              </w:rPr>
-              <w:t>e</w:t>
-            </w:r>
-            <w:r>
-              <w:rPr>
-                <w:b/>
-                <w:bCs/>
-                <w:spacing w:val="-43"/>
-                <w:w w:val="125"/>
-                <w:sz w:val="18"/>
-                <w:szCs w:val="18"/>
-                <w:u w:val="single"/>
-              </w:rPr>
-              <w:t xml:space="preserve"> </w:t>
-            </w:r>
-            <w:r>
-              <w:rPr>
-                <w:b/>
-                <w:bCs/>
-                <w:w w:val="125"/>
-                <w:sz w:val="18"/>
-                <w:szCs w:val="18"/>
-                <w:u w:val="single"/>
-              </w:rPr>
-              <w:t>Seven</w:t>
-            </w:r>
-          </w:p>
-          <w:p>
-            <w:pPr>
-              <w:pStyle w:val="BodyText"/>
-              <w:tabs>
-                <w:tab w:val="left" w:pos="2853"/>
-              </w:tabs>
-              <w:spacing w:line="160" w:lineRule="exact"/>
-              <w:jc w:val="center"/>
-              <w:rPr>
-                <w:sz w:val="18"/>
-                <w:szCs w:val="18"/>
-              </w:rPr>
-            </w:pPr>
-            <w:r>
-              <w:rPr>
-                <w:b/>
-                <w:bCs/>
-                <w:w w:val="120"/>
-                <w:sz w:val="18"/>
-                <w:szCs w:val="18"/>
-                <w:u w:val="single"/>
-              </w:rPr>
-              <w:t>"Annual</w:t>
-            </w:r>
-            <w:r>
-              <w:rPr>
-                <w:b/>
-                <w:bCs/>
-                <w:spacing w:val="-34"/>
-                <w:w w:val="120"/>
-                <w:sz w:val="18"/>
-                <w:szCs w:val="18"/>
-                <w:u w:val="single"/>
-              </w:rPr>
-              <w:t xml:space="preserve"> </w:t>
-            </w:r>
-            <w:r>
-              <w:rPr>
-                <w:b/>
-                <w:bCs/>
-                <w:w w:val="120"/>
-                <w:sz w:val="18"/>
-                <w:szCs w:val="18"/>
-                <w:u w:val="single"/>
-              </w:rPr>
-              <w:t>Leave"</w:t>
-            </w:r>
-          </w:p>
-          <w:p>
-            <w:pPr>
-              <w:spacing w:line="160" w:lineRule="exact"/>
-              <w:jc w:val="both"/>
-              <w:rPr>
-                <w:rFonts w:ascii="Arial" w:hAnsi="Arial" w:cs="Arial"/>
-                <w:w w:val="120"/>
-                <w:sz w:val="16"/>
-                <w:szCs w:val="16"/>
-              </w:rPr>
-            </w:pPr>
-            <w:r>
-              <w:rPr>
-                <w:rFonts w:ascii="Arial" w:hAnsi="Arial" w:cs="Arial"/>
-                <w:w w:val="105"/>
-                <w:sz w:val="16"/>
-                <w:szCs w:val="16"/>
-              </w:rPr>
-              <w:t>The</w:t>
-            </w:r>
-            <w:r>
-              <w:rPr>
-                <w:rFonts w:ascii="Arial" w:hAnsi="Arial" w:cs="Arial"/>
-                <w:spacing w:val="56"/>
-                <w:w w:val="105"/>
-                <w:sz w:val="16"/>
-                <w:szCs w:val="16"/>
-              </w:rPr>
-              <w:t xml:space="preserve"> </w:t>
-            </w:r>
-            <w:r>
-              <w:rPr>
-                <w:rFonts w:ascii="Arial" w:hAnsi="Arial" w:cs="Arial"/>
-                <w:w w:val="105"/>
-                <w:sz w:val="16"/>
-                <w:szCs w:val="16"/>
-              </w:rPr>
-              <w:t>second</w:t>
-            </w:r>
-            <w:r>
-              <w:rPr>
-                <w:rFonts w:ascii="Arial" w:hAnsi="Arial" w:cs="Arial"/>
-                <w:spacing w:val="52"/>
-                <w:w w:val="105"/>
-                <w:sz w:val="16"/>
-                <w:szCs w:val="16"/>
-              </w:rPr>
-              <w:t xml:space="preserve"> </w:t>
-            </w:r>
-            <w:r>
-              <w:rPr>
-                <w:rFonts w:ascii="Arial" w:hAnsi="Arial" w:cs="Arial"/>
-                <w:w w:val="105"/>
-                <w:sz w:val="16"/>
-                <w:szCs w:val="16"/>
-              </w:rPr>
-              <w:t>party</w:t>
-            </w:r>
-            <w:r>
-              <w:rPr>
-                <w:rFonts w:ascii="Arial" w:hAnsi="Arial" w:cs="Arial"/>
-                <w:spacing w:val="55"/>
-                <w:w w:val="105"/>
-                <w:sz w:val="16"/>
-                <w:szCs w:val="16"/>
-              </w:rPr>
-              <w:t xml:space="preserve"> </w:t>
-            </w:r>
-            <w:r>
-              <w:rPr>
-                <w:rFonts w:ascii="Arial" w:hAnsi="Arial" w:cs="Arial"/>
-                <w:w w:val="105"/>
-                <w:sz w:val="16"/>
-                <w:szCs w:val="16"/>
-              </w:rPr>
-              <w:t>shall</w:t>
-            </w:r>
-            <w:r>
-              <w:rPr>
-                <w:rFonts w:ascii="Arial" w:hAnsi="Arial" w:cs="Arial"/>
-                <w:spacing w:val="2"/>
-                <w:w w:val="105"/>
-                <w:sz w:val="16"/>
-                <w:szCs w:val="16"/>
-              </w:rPr>
-              <w:t xml:space="preserve"> </w:t>
-            </w:r>
-            <w:r>
-              <w:rPr>
-                <w:rFonts w:ascii="Arial" w:hAnsi="Arial" w:cs="Arial"/>
-                <w:w w:val="105"/>
-                <w:sz w:val="16"/>
-                <w:szCs w:val="16"/>
-              </w:rPr>
-              <w:t>have</w:t>
-            </w:r>
-            <w:r>
-              <w:rPr>
-                <w:rFonts w:ascii="Arial" w:hAnsi="Arial" w:cs="Arial"/>
-                <w:spacing w:val="34"/>
-                <w:w w:val="105"/>
-                <w:sz w:val="16"/>
-                <w:szCs w:val="16"/>
-              </w:rPr>
-              <w:t xml:space="preserve"> </w:t>
-            </w:r>
-            <w:r>
-              <w:rPr>
-                <w:rFonts w:ascii="Arial" w:hAnsi="Arial" w:cs="Arial"/>
-                <w:w w:val="105"/>
-                <w:sz w:val="16"/>
-                <w:szCs w:val="16"/>
-              </w:rPr>
-              <w:t>the</w:t>
-            </w:r>
-            <w:r>
-              <w:rPr>
-                <w:rFonts w:ascii="Arial" w:hAnsi="Arial" w:cs="Arial"/>
-                <w:spacing w:val="58"/>
-                <w:w w:val="105"/>
-                <w:sz w:val="16"/>
-                <w:szCs w:val="16"/>
-              </w:rPr>
-              <w:t xml:space="preserve"> </w:t>
-            </w:r>
-            <w:r>
-              <w:rPr>
-                <w:rFonts w:ascii="Arial" w:hAnsi="Arial" w:cs="Arial"/>
-                <w:spacing w:val="-4"/>
-                <w:w w:val="105"/>
-                <w:sz w:val="16"/>
-                <w:szCs w:val="16"/>
-              </w:rPr>
-              <w:t>ri</w:t>
-            </w:r>
-            <w:r>
-              <w:rPr>
-                <w:rFonts w:ascii="Arial" w:hAnsi="Arial" w:cs="Arial"/>
-                <w:spacing w:val="-5"/>
-                <w:w w:val="105"/>
-                <w:sz w:val="16"/>
-                <w:szCs w:val="16"/>
-              </w:rPr>
-              <w:t>ght</w:t>
-            </w:r>
-            <w:r>
-              <w:rPr>
-                <w:rFonts w:ascii="Arial" w:hAnsi="Arial" w:cs="Arial"/>
-                <w:spacing w:val="38"/>
-                <w:w w:val="105"/>
-                <w:sz w:val="16"/>
-                <w:szCs w:val="16"/>
-              </w:rPr>
-              <w:t xml:space="preserve"> </w:t>
-            </w:r>
-            <w:r>
-              <w:rPr>
-                <w:rFonts w:ascii="Arial" w:hAnsi="Arial" w:cs="Arial"/>
-                <w:w w:val="105"/>
-                <w:sz w:val="16"/>
-                <w:szCs w:val="16"/>
-              </w:rPr>
-              <w:t>to</w:t>
-            </w:r>
-            <w:r>
-              <w:rPr>
-                <w:rFonts w:ascii="Arial" w:hAnsi="Arial" w:cs="Arial"/>
-                <w:spacing w:val="57"/>
-                <w:w w:val="105"/>
-                <w:sz w:val="16"/>
-                <w:szCs w:val="16"/>
-              </w:rPr>
-              <w:t xml:space="preserve"> </w:t>
-            </w:r>
-            <w:r>
-              <w:rPr>
-                <w:rFonts w:ascii="Arial" w:hAnsi="Arial" w:cs="Arial"/>
-                <w:w w:val="105"/>
-                <w:sz w:val="16"/>
-                <w:szCs w:val="16"/>
-              </w:rPr>
-              <w:t>a</w:t>
-            </w:r>
-            <w:r>
-              <w:rPr>
-                <w:rFonts w:ascii="Arial" w:hAnsi="Arial" w:cs="Arial"/>
-                <w:spacing w:val="54"/>
-                <w:w w:val="105"/>
-                <w:sz w:val="16"/>
-                <w:szCs w:val="16"/>
-              </w:rPr>
-              <w:t xml:space="preserve"> </w:t>
-            </w:r>
-            <w:r>
-              <w:rPr>
-                <w:rFonts w:ascii="Arial" w:hAnsi="Arial" w:cs="Arial"/>
-                <w:spacing w:val="-3"/>
-                <w:w w:val="105"/>
-                <w:sz w:val="16"/>
-                <w:szCs w:val="16"/>
-              </w:rPr>
-              <w:t>paid</w:t>
-            </w:r>
-            <w:r>
-              <w:rPr>
-                <w:rFonts w:ascii="Arial" w:hAnsi="Arial" w:cs="Arial"/>
-                <w:spacing w:val="22"/>
-                <w:w w:val="111"/>
-                <w:sz w:val="16"/>
-                <w:szCs w:val="16"/>
-              </w:rPr>
-              <w:t xml:space="preserve"> </w:t>
-            </w:r>
-            <w:r>
-              <w:rPr>
-                <w:rFonts w:ascii="Arial" w:hAnsi="Arial" w:cs="Arial"/>
-                <w:w w:val="105"/>
-                <w:sz w:val="16"/>
-                <w:szCs w:val="16"/>
-              </w:rPr>
-              <w:t>annual</w:t>
-            </w:r>
-            <w:r>
-              <w:rPr>
-                <w:rFonts w:ascii="Arial" w:hAnsi="Arial" w:cs="Arial"/>
-                <w:spacing w:val="33"/>
-                <w:w w:val="105"/>
-                <w:sz w:val="16"/>
-                <w:szCs w:val="16"/>
-              </w:rPr>
-              <w:t xml:space="preserve"> </w:t>
-            </w:r>
-            <w:r>
-              <w:rPr>
-                <w:rFonts w:ascii="Arial" w:hAnsi="Arial" w:cs="Arial"/>
-                <w:spacing w:val="-21"/>
-                <w:w w:val="105"/>
-                <w:sz w:val="16"/>
-                <w:szCs w:val="16"/>
-              </w:rPr>
-              <w:t>l</w:t>
-            </w:r>
-            <w:r>
-              <w:rPr>
-                <w:rFonts w:ascii="Arial" w:hAnsi="Arial" w:cs="Arial"/>
-                <w:w w:val="105"/>
-                <w:sz w:val="16"/>
-                <w:szCs w:val="16"/>
-              </w:rPr>
-              <w:t>eave</w:t>
-            </w:r>
-            <w:r>
-              <w:rPr>
-                <w:rFonts w:ascii="Arial" w:hAnsi="Arial" w:cs="Arial"/>
-                <w:spacing w:val="38"/>
-                <w:w w:val="105"/>
-                <w:sz w:val="16"/>
-                <w:szCs w:val="16"/>
-              </w:rPr>
-              <w:t xml:space="preserve"> </w:t>
-            </w:r>
-            <w:r>
-              <w:rPr>
-                <w:rFonts w:ascii="Arial" w:hAnsi="Arial" w:cs="Arial"/>
-                <w:w w:val="105"/>
-                <w:sz w:val="16"/>
-                <w:szCs w:val="16"/>
-              </w:rPr>
-              <w:t>with</w:t>
-            </w:r>
-            <w:r>
-              <w:rPr>
-                <w:rFonts w:ascii="Arial" w:hAnsi="Arial" w:cs="Arial"/>
-                <w:spacing w:val="50"/>
-                <w:w w:val="105"/>
-                <w:sz w:val="16"/>
-                <w:szCs w:val="16"/>
-              </w:rPr>
-              <w:t xml:space="preserve"> </w:t>
-            </w:r>
-            <w:r>
-              <w:rPr>
-                <w:rFonts w:ascii="Arial" w:hAnsi="Arial" w:cs="Arial"/>
-                <w:w w:val="105"/>
-                <w:sz w:val="16"/>
-                <w:szCs w:val="16"/>
-              </w:rPr>
-              <w:t>a</w:t>
-            </w:r>
-            <w:r>
-              <w:rPr>
-                <w:rFonts w:ascii="Arial" w:hAnsi="Arial" w:cs="Arial"/>
-                <w:spacing w:val="36"/>
-                <w:w w:val="105"/>
-                <w:sz w:val="16"/>
-                <w:szCs w:val="16"/>
-              </w:rPr>
-              <w:t xml:space="preserve"> </w:t>
-            </w:r>
-            <w:r>
-              <w:rPr>
-                <w:rFonts w:ascii="Arial" w:hAnsi="Arial" w:cs="Arial"/>
-                <w:w w:val="105"/>
-                <w:sz w:val="16"/>
-                <w:szCs w:val="16"/>
-              </w:rPr>
-              <w:t>term</w:t>
-            </w:r>
-            <w:r>
-              <w:rPr>
-                <w:rFonts w:ascii="Arial" w:hAnsi="Arial" w:cs="Arial"/>
-                <w:spacing w:val="52"/>
-                <w:w w:val="105"/>
-                <w:sz w:val="16"/>
-                <w:szCs w:val="16"/>
-              </w:rPr>
-              <w:t xml:space="preserve"> </w:t>
-            </w:r>
-            <w:r>
-              <w:rPr>
-                <w:rFonts w:ascii="Arial" w:hAnsi="Arial" w:cs="Arial"/>
-                <w:w w:val="105"/>
-                <w:sz w:val="16"/>
-                <w:szCs w:val="16"/>
-              </w:rPr>
-              <w:t>of 30 days.</w:t>
-            </w:r>
-            <w:r>
-              <w:rPr>
-                <w:rFonts w:ascii="Arial" w:hAnsi="Arial" w:cs="Arial"/>
-                <w:spacing w:val="54"/>
-                <w:w w:val="105"/>
-                <w:sz w:val="16"/>
-                <w:szCs w:val="16"/>
-              </w:rPr>
-              <w:t xml:space="preserve"> </w:t>
-            </w:r>
-            <w:r>
-              <w:rPr>
-                <w:rFonts w:ascii="Arial" w:hAnsi="Arial" w:cs="Arial"/>
-                <w:spacing w:val="-30"/>
-                <w:w w:val="105"/>
-                <w:sz w:val="16"/>
-                <w:szCs w:val="16"/>
-              </w:rPr>
-              <w:t>I</w:t>
-            </w:r>
-            <w:r>
-              <w:rPr>
-                <w:rFonts w:ascii="Arial" w:hAnsi="Arial" w:cs="Arial"/>
-                <w:w w:val="105"/>
-                <w:sz w:val="16"/>
-                <w:szCs w:val="16"/>
-              </w:rPr>
-              <w:t>t</w:t>
-            </w:r>
-            <w:r>
-              <w:rPr>
-                <w:rFonts w:ascii="Arial" w:hAnsi="Arial" w:cs="Arial"/>
-                <w:spacing w:val="46"/>
-                <w:w w:val="105"/>
-                <w:sz w:val="16"/>
-                <w:szCs w:val="16"/>
-              </w:rPr>
-              <w:t xml:space="preserve"> </w:t>
-            </w:r>
-            <w:r>
-              <w:rPr>
-                <w:rFonts w:ascii="Arial" w:hAnsi="Arial" w:cs="Arial"/>
-                <w:w w:val="105"/>
-                <w:sz w:val="16"/>
-                <w:szCs w:val="16"/>
-              </w:rPr>
-              <w:t>shall</w:t>
-            </w:r>
-            <w:r>
-              <w:rPr>
-                <w:rFonts w:ascii="Arial" w:hAnsi="Arial" w:cs="Arial"/>
-                <w:w w:val="107"/>
-                <w:sz w:val="16"/>
-                <w:szCs w:val="16"/>
-              </w:rPr>
-              <w:t xml:space="preserve"> </w:t>
-            </w:r>
-            <w:r>
-              <w:rPr>
-                <w:rFonts w:ascii="Arial" w:hAnsi="Arial" w:cs="Arial"/>
-                <w:w w:val="105"/>
-                <w:sz w:val="16"/>
-                <w:szCs w:val="16"/>
-              </w:rPr>
-              <w:t>not</w:t>
-            </w:r>
-            <w:r>
-              <w:rPr>
-                <w:rFonts w:ascii="Arial" w:hAnsi="Arial" w:cs="Arial"/>
-                <w:spacing w:val="26"/>
-                <w:w w:val="105"/>
-                <w:sz w:val="16"/>
-                <w:szCs w:val="16"/>
-              </w:rPr>
-              <w:t xml:space="preserve"> </w:t>
-            </w:r>
-            <w:r>
-              <w:rPr>
-                <w:rFonts w:ascii="Arial" w:hAnsi="Arial" w:cs="Arial"/>
-                <w:w w:val="105"/>
-                <w:sz w:val="16"/>
-                <w:szCs w:val="16"/>
-              </w:rPr>
-              <w:t>be</w:t>
-            </w:r>
-            <w:r>
-              <w:rPr>
-                <w:rFonts w:ascii="Arial" w:hAnsi="Arial" w:cs="Arial"/>
-                <w:spacing w:val="19"/>
-                <w:w w:val="105"/>
-                <w:sz w:val="16"/>
-                <w:szCs w:val="16"/>
-              </w:rPr>
-              <w:t xml:space="preserve"> </w:t>
-            </w:r>
-            <w:r>
-              <w:rPr>
-                <w:rFonts w:ascii="Arial" w:hAnsi="Arial" w:cs="Arial"/>
-                <w:w w:val="105"/>
-                <w:sz w:val="16"/>
-                <w:szCs w:val="16"/>
-              </w:rPr>
-              <w:t>due</w:t>
-            </w:r>
-            <w:r>
-              <w:rPr>
-                <w:rFonts w:ascii="Arial" w:hAnsi="Arial" w:cs="Arial"/>
-                <w:spacing w:val="42"/>
-                <w:w w:val="105"/>
-                <w:sz w:val="16"/>
-                <w:szCs w:val="16"/>
-              </w:rPr>
-              <w:t xml:space="preserve"> </w:t>
-            </w:r>
-            <w:r>
-              <w:rPr>
-                <w:rFonts w:ascii="Arial" w:hAnsi="Arial" w:cs="Arial"/>
-                <w:w w:val="105"/>
-                <w:sz w:val="16"/>
-                <w:szCs w:val="16"/>
-              </w:rPr>
-              <w:t>on</w:t>
-            </w:r>
-            <w:r>
-              <w:rPr>
-                <w:rFonts w:ascii="Arial" w:hAnsi="Arial" w:cs="Arial"/>
-                <w:spacing w:val="34"/>
-                <w:w w:val="105"/>
-                <w:sz w:val="16"/>
-                <w:szCs w:val="16"/>
-              </w:rPr>
-              <w:t xml:space="preserve"> </w:t>
-            </w:r>
-            <w:r>
-              <w:rPr>
-                <w:rFonts w:ascii="Arial" w:hAnsi="Arial" w:cs="Arial"/>
-                <w:w w:val="105"/>
-                <w:sz w:val="16"/>
-                <w:szCs w:val="16"/>
-              </w:rPr>
-              <w:t>the</w:t>
-            </w:r>
-            <w:r>
-              <w:rPr>
-                <w:rFonts w:ascii="Arial" w:hAnsi="Arial" w:cs="Arial"/>
-                <w:spacing w:val="48"/>
-                <w:w w:val="105"/>
-                <w:sz w:val="16"/>
-                <w:szCs w:val="16"/>
-              </w:rPr>
-              <w:t xml:space="preserve"> </w:t>
-            </w:r>
-            <w:r>
-              <w:rPr>
-                <w:rFonts w:ascii="Arial" w:hAnsi="Arial" w:cs="Arial"/>
-                <w:w w:val="105"/>
-                <w:sz w:val="16"/>
-                <w:szCs w:val="16"/>
-              </w:rPr>
-              <w:t>first</w:t>
-            </w:r>
-            <w:r>
-              <w:rPr>
-                <w:rFonts w:ascii="Arial" w:hAnsi="Arial" w:cs="Arial"/>
-                <w:spacing w:val="43"/>
-                <w:w w:val="105"/>
-                <w:sz w:val="16"/>
-                <w:szCs w:val="16"/>
-              </w:rPr>
-              <w:t xml:space="preserve"> </w:t>
-            </w:r>
-            <w:r>
-              <w:rPr>
-                <w:rFonts w:ascii="Arial" w:hAnsi="Arial" w:cs="Arial"/>
-                <w:w w:val="105"/>
-                <w:sz w:val="16"/>
-                <w:szCs w:val="16"/>
-              </w:rPr>
-              <w:t>year</w:t>
-            </w:r>
-            <w:r>
-              <w:rPr>
-                <w:rFonts w:ascii="Arial" w:hAnsi="Arial" w:cs="Arial"/>
-                <w:spacing w:val="47"/>
-                <w:w w:val="105"/>
-                <w:sz w:val="16"/>
-                <w:szCs w:val="16"/>
-              </w:rPr>
-              <w:t xml:space="preserve"> </w:t>
-            </w:r>
-            <w:r>
-              <w:rPr>
-                <w:rFonts w:ascii="Arial" w:hAnsi="Arial" w:cs="Arial"/>
-                <w:w w:val="105"/>
-                <w:sz w:val="16"/>
-                <w:szCs w:val="16"/>
-              </w:rPr>
-              <w:t>save</w:t>
-            </w:r>
-            <w:r>
-              <w:rPr>
-                <w:rFonts w:ascii="Arial" w:hAnsi="Arial" w:cs="Arial"/>
-                <w:spacing w:val="54"/>
-                <w:w w:val="105"/>
-                <w:sz w:val="16"/>
-                <w:szCs w:val="16"/>
-              </w:rPr>
-              <w:t xml:space="preserve"> </w:t>
-            </w:r>
-            <w:r>
-              <w:rPr>
-                <w:rFonts w:ascii="Arial" w:hAnsi="Arial" w:cs="Arial"/>
-                <w:w w:val="105"/>
-                <w:sz w:val="16"/>
-                <w:szCs w:val="16"/>
-              </w:rPr>
-              <w:t>after</w:t>
-            </w:r>
-            <w:r>
-              <w:rPr>
-                <w:rFonts w:ascii="Arial" w:hAnsi="Arial" w:cs="Arial"/>
-                <w:spacing w:val="37"/>
-                <w:w w:val="105"/>
-                <w:sz w:val="16"/>
-                <w:szCs w:val="16"/>
-              </w:rPr>
-              <w:t xml:space="preserve"> </w:t>
-            </w:r>
-            <w:r>
-              <w:rPr>
-                <w:rFonts w:ascii="Arial" w:hAnsi="Arial" w:cs="Arial"/>
-                <w:w w:val="105"/>
-                <w:sz w:val="16"/>
-                <w:szCs w:val="16"/>
-              </w:rPr>
-              <w:t>the</w:t>
-            </w:r>
-            <w:r>
-              <w:rPr>
-                <w:rFonts w:ascii="Arial" w:hAnsi="Arial" w:cs="Arial"/>
-                <w:w w:val="109"/>
-                <w:sz w:val="16"/>
-                <w:szCs w:val="16"/>
-              </w:rPr>
-              <w:t xml:space="preserve"> </w:t>
-            </w:r>
-            <w:r>
-              <w:rPr>
-                <w:rFonts w:ascii="Arial" w:hAnsi="Arial" w:cs="Arial"/>
-                <w:spacing w:val="-2"/>
-                <w:w w:val="105"/>
-                <w:sz w:val="16"/>
-                <w:szCs w:val="16"/>
-              </w:rPr>
-              <w:t>expirati</w:t>
-            </w:r>
-            <w:r>
-              <w:rPr>
-                <w:rFonts w:ascii="Arial" w:hAnsi="Arial" w:cs="Arial"/>
-                <w:spacing w:val="-3"/>
-                <w:w w:val="105"/>
-                <w:sz w:val="16"/>
-                <w:szCs w:val="16"/>
-              </w:rPr>
-              <w:t>on</w:t>
-            </w:r>
-            <w:r>
-              <w:rPr>
-                <w:rFonts w:ascii="Arial" w:hAnsi="Arial" w:cs="Arial"/>
-                <w:spacing w:val="58"/>
-                <w:w w:val="105"/>
-                <w:sz w:val="16"/>
-                <w:szCs w:val="16"/>
-              </w:rPr>
-              <w:t xml:space="preserve"> </w:t>
-            </w:r>
-            <w:r>
-              <w:rPr>
-                <w:rFonts w:ascii="Arial" w:hAnsi="Arial" w:cs="Arial"/>
-                <w:w w:val="105"/>
-                <w:sz w:val="16"/>
-                <w:szCs w:val="16"/>
-              </w:rPr>
-              <w:t>of</w:t>
-            </w:r>
-            <w:r>
-              <w:rPr>
-                <w:rFonts w:ascii="Arial" w:hAnsi="Arial" w:cs="Arial"/>
-                <w:spacing w:val="58"/>
-                <w:w w:val="105"/>
-                <w:sz w:val="16"/>
-                <w:szCs w:val="16"/>
-              </w:rPr>
-              <w:t xml:space="preserve"> </w:t>
-            </w:r>
-            <w:r>
-              <w:rPr>
-                <w:rFonts w:ascii="Arial" w:hAnsi="Arial" w:cs="Arial"/>
-                <w:spacing w:val="-5"/>
-                <w:w w:val="105"/>
-                <w:sz w:val="16"/>
-                <w:szCs w:val="16"/>
-              </w:rPr>
-              <w:t>nine</w:t>
-            </w:r>
-            <w:r>
-              <w:rPr>
-                <w:rFonts w:ascii="Arial" w:hAnsi="Arial" w:cs="Arial"/>
-                <w:spacing w:val="1"/>
-                <w:w w:val="105"/>
-                <w:sz w:val="16"/>
-                <w:szCs w:val="16"/>
-              </w:rPr>
-              <w:t xml:space="preserve"> </w:t>
-            </w:r>
-            <w:r>
-              <w:rPr>
-                <w:rFonts w:ascii="Arial" w:hAnsi="Arial" w:cs="Arial"/>
-                <w:w w:val="105"/>
-                <w:sz w:val="16"/>
-                <w:szCs w:val="16"/>
-              </w:rPr>
-              <w:t>months</w:t>
-            </w:r>
-            <w:r>
-              <w:rPr>
-                <w:rFonts w:ascii="Arial" w:hAnsi="Arial" w:cs="Arial"/>
-                <w:spacing w:val="53"/>
-                <w:w w:val="105"/>
-                <w:sz w:val="16"/>
-                <w:szCs w:val="16"/>
-              </w:rPr>
-              <w:t xml:space="preserve"> </w:t>
-            </w:r>
-            <w:r>
-              <w:rPr>
-                <w:rFonts w:ascii="Arial" w:hAnsi="Arial" w:cs="Arial"/>
-                <w:w w:val="105"/>
-                <w:sz w:val="16"/>
-                <w:szCs w:val="16"/>
-              </w:rPr>
-              <w:t>to</w:t>
-            </w:r>
-            <w:r>
-              <w:rPr>
-                <w:rFonts w:ascii="Arial" w:hAnsi="Arial" w:cs="Arial"/>
-                <w:spacing w:val="60"/>
-                <w:w w:val="105"/>
-                <w:sz w:val="16"/>
-                <w:szCs w:val="16"/>
-              </w:rPr>
-              <w:t xml:space="preserve"> </w:t>
-            </w:r>
-            <w:r>
-              <w:rPr>
-                <w:rFonts w:ascii="Arial" w:hAnsi="Arial" w:cs="Arial"/>
-                <w:w w:val="105"/>
-                <w:sz w:val="16"/>
-                <w:szCs w:val="16"/>
-              </w:rPr>
-              <w:t>be</w:t>
-            </w:r>
-            <w:r>
-              <w:rPr>
-                <w:rFonts w:ascii="Arial" w:hAnsi="Arial" w:cs="Arial"/>
-                <w:spacing w:val="45"/>
-                <w:w w:val="105"/>
-                <w:sz w:val="16"/>
-                <w:szCs w:val="16"/>
-              </w:rPr>
-              <w:t xml:space="preserve"> </w:t>
-            </w:r>
-            <w:r>
-              <w:rPr>
-                <w:rFonts w:ascii="Arial" w:hAnsi="Arial" w:cs="Arial"/>
-                <w:spacing w:val="-1"/>
-                <w:w w:val="105"/>
-                <w:sz w:val="16"/>
-                <w:szCs w:val="16"/>
-              </w:rPr>
-              <w:t>calculated</w:t>
-            </w:r>
-            <w:r>
-              <w:rPr>
-                <w:rFonts w:ascii="Arial" w:hAnsi="Arial" w:cs="Arial"/>
-                <w:spacing w:val="49"/>
-                <w:w w:val="105"/>
-                <w:sz w:val="16"/>
-                <w:szCs w:val="16"/>
-              </w:rPr>
-              <w:t xml:space="preserve"> </w:t>
-            </w:r>
-            <w:r>
-              <w:rPr>
-                <w:rFonts w:ascii="Arial" w:hAnsi="Arial" w:cs="Arial"/>
-                <w:w w:val="105"/>
-                <w:sz w:val="16"/>
-                <w:szCs w:val="16"/>
-              </w:rPr>
-              <w:t>from</w:t>
-            </w:r>
-            <w:r>
-              <w:rPr>
-                <w:rFonts w:ascii="Arial" w:hAnsi="Arial" w:cs="Arial"/>
-                <w:spacing w:val="23"/>
-                <w:w w:val="110"/>
-                <w:sz w:val="16"/>
-                <w:szCs w:val="16"/>
-              </w:rPr>
-              <w:t xml:space="preserve"> </w:t>
-            </w:r>
-            <w:r>
-              <w:rPr>
-                <w:rFonts w:ascii="Arial" w:hAnsi="Arial" w:cs="Arial"/>
-                <w:w w:val="105"/>
-                <w:sz w:val="16"/>
-                <w:szCs w:val="16"/>
-              </w:rPr>
-              <w:t>the</w:t>
-            </w:r>
-            <w:r>
-              <w:rPr>
-                <w:rFonts w:ascii="Arial" w:hAnsi="Arial" w:cs="Arial"/>
-                <w:spacing w:val="12"/>
-                <w:w w:val="105"/>
-                <w:sz w:val="16"/>
-                <w:szCs w:val="16"/>
-              </w:rPr>
-              <w:t xml:space="preserve"> </w:t>
-            </w:r>
-            <w:r>
-              <w:rPr>
-                <w:rFonts w:ascii="Arial" w:hAnsi="Arial" w:cs="Arial"/>
-                <w:w w:val="105"/>
-                <w:sz w:val="16"/>
-                <w:szCs w:val="16"/>
-              </w:rPr>
-              <w:t>date</w:t>
-            </w:r>
-            <w:r>
-              <w:rPr>
-                <w:rFonts w:ascii="Arial" w:hAnsi="Arial" w:cs="Arial"/>
-                <w:spacing w:val="13"/>
-                <w:w w:val="105"/>
-                <w:sz w:val="16"/>
-                <w:szCs w:val="16"/>
-              </w:rPr>
-              <w:t xml:space="preserve"> </w:t>
-            </w:r>
-            <w:r>
-              <w:rPr>
-                <w:rFonts w:ascii="Arial" w:hAnsi="Arial" w:cs="Arial"/>
-                <w:w w:val="105"/>
-                <w:sz w:val="16"/>
-                <w:szCs w:val="16"/>
-              </w:rPr>
-              <w:t>of</w:t>
-            </w:r>
-            <w:r>
-              <w:rPr>
-                <w:rFonts w:ascii="Arial" w:hAnsi="Arial" w:cs="Arial"/>
-                <w:spacing w:val="8"/>
-                <w:w w:val="105"/>
-                <w:sz w:val="16"/>
-                <w:szCs w:val="16"/>
-              </w:rPr>
-              <w:t xml:space="preserve"> </w:t>
-            </w:r>
-            <w:r>
-              <w:rPr>
-                <w:rFonts w:ascii="Arial" w:hAnsi="Arial" w:cs="Arial"/>
-                <w:w w:val="105"/>
-                <w:sz w:val="16"/>
-                <w:szCs w:val="16"/>
-              </w:rPr>
-              <w:t>the</w:t>
-            </w:r>
-            <w:r>
-              <w:rPr>
-                <w:rFonts w:ascii="Arial" w:hAnsi="Arial" w:cs="Arial"/>
-                <w:spacing w:val="13"/>
-                <w:w w:val="105"/>
-                <w:sz w:val="16"/>
-                <w:szCs w:val="16"/>
-              </w:rPr>
-              <w:t xml:space="preserve"> </w:t>
-            </w:r>
-            <w:r>
-              <w:rPr>
-                <w:rFonts w:ascii="Arial" w:hAnsi="Arial" w:cs="Arial"/>
-                <w:w w:val="105"/>
-                <w:sz w:val="16"/>
-                <w:szCs w:val="16"/>
-              </w:rPr>
-              <w:t>contract</w:t>
-            </w:r>
-            <w:r>
-              <w:rPr>
-                <w:rFonts w:ascii="Arial" w:hAnsi="Arial" w:cs="Arial"/>
-                <w:spacing w:val="29"/>
-                <w:w w:val="105"/>
-                <w:sz w:val="16"/>
-                <w:szCs w:val="16"/>
-              </w:rPr>
-              <w:t xml:space="preserve"> </w:t>
-            </w:r>
-            <w:r>
-              <w:rPr>
-                <w:rFonts w:ascii="Arial" w:hAnsi="Arial" w:cs="Arial"/>
-                <w:spacing w:val="-1"/>
-                <w:w w:val="105"/>
-                <w:sz w:val="16"/>
-                <w:szCs w:val="16"/>
-              </w:rPr>
-              <w:t>coming</w:t>
-            </w:r>
-            <w:r>
-              <w:rPr>
-                <w:rFonts w:ascii="Arial" w:hAnsi="Arial" w:cs="Arial"/>
-                <w:spacing w:val="6"/>
-                <w:w w:val="105"/>
-                <w:sz w:val="16"/>
-                <w:szCs w:val="16"/>
-              </w:rPr>
-              <w:t xml:space="preserve"> </w:t>
-            </w:r>
-            <w:r>
-              <w:rPr>
-                <w:rFonts w:ascii="Arial" w:hAnsi="Arial" w:cs="Arial"/>
-                <w:spacing w:val="-21"/>
-                <w:w w:val="105"/>
-                <w:sz w:val="16"/>
-                <w:szCs w:val="16"/>
-              </w:rPr>
-              <w:t>i</w:t>
-            </w:r>
-            <w:r>
-              <w:rPr>
-                <w:rFonts w:ascii="Arial" w:hAnsi="Arial" w:cs="Arial"/>
-                <w:w w:val="105"/>
-                <w:sz w:val="16"/>
-                <w:szCs w:val="16"/>
-              </w:rPr>
-              <w:t>nto</w:t>
-            </w:r>
-            <w:r>
-              <w:rPr>
-                <w:rFonts w:ascii="Arial" w:hAnsi="Arial" w:cs="Arial"/>
-                <w:spacing w:val="-19"/>
-                <w:w w:val="105"/>
-                <w:sz w:val="16"/>
-                <w:szCs w:val="16"/>
-              </w:rPr>
-              <w:t xml:space="preserve"> </w:t>
-            </w:r>
-            <w:r>
-              <w:rPr>
-                <w:rFonts w:ascii="Arial" w:hAnsi="Arial" w:cs="Arial"/>
-                <w:w w:val="105"/>
-                <w:sz w:val="16"/>
-                <w:szCs w:val="16"/>
-              </w:rPr>
-              <w:t>forc</w:t>
-            </w:r>
-            <w:r>
-              <w:rPr>
-                <w:rFonts w:ascii="Arial" w:hAnsi="Arial" w:cs="Arial"/>
-                <w:spacing w:val="26"/>
-                <w:w w:val="105"/>
-                <w:sz w:val="16"/>
-                <w:szCs w:val="16"/>
-              </w:rPr>
-              <w:t>e</w:t>
-            </w:r>
-            <w:r>
-              <w:rPr>
-                <w:rFonts w:ascii="Arial" w:hAnsi="Arial" w:cs="Arial"/>
-                <w:w w:val="105"/>
-                <w:sz w:val="16"/>
-                <w:szCs w:val="16"/>
-              </w:rPr>
-              <w:t>.</w:t>
-            </w:r>
-          </w:p>
-          <w:p>
-            <w:pPr>
-              <w:spacing w:line="160" w:lineRule="exact"/>
-              <w:jc w:val="center"/>
             </w:pPr>
             <w:r>
               <w:rPr>
@@ -21017,6 +21138,7 @@
               </w:rPr>
               <w:t xml:space="preserve"> </w:t>
             </w:r>
+            <w:proofErr w:type="gramStart"/>
             <w:r>
               <w:rPr>
                 <w:w w:val="115"/>
@@ -21025,6 +21147,7 @@
               </w:rPr>
               <w:t>first  party</w:t>
             </w:r>
+            <w:proofErr w:type="gramEnd"/>
             <w:r>
               <w:rPr>
                 <w:spacing w:val="51"/>
@@ -21051,6 +21174,7 @@
               </w:rPr>
               <w:t xml:space="preserve"> </w:t>
             </w:r>
+            <w:proofErr w:type="gramStart"/>
             <w:r>
               <w:rPr>
                 <w:spacing w:val="-24"/>
@@ -21085,6 +21209,7 @@
               </w:rPr>
               <w:t>re</w:t>
             </w:r>
+            <w:proofErr w:type="gramEnd"/>
             <w:r>
               <w:rPr>
                 <w:spacing w:val="35"/>
@@ -21434,6 +21559,7 @@
               </w:rPr>
               <w:t xml:space="preserve"> </w:t>
             </w:r>
+            <w:proofErr w:type="gramStart"/>
             <w:r>
               <w:rPr>
                 <w:spacing w:val="-24"/>
@@ -21468,6 +21594,7 @@
               </w:rPr>
               <w:t>e</w:t>
             </w:r>
+            <w:proofErr w:type="gramEnd"/>
             <w:r>
               <w:rPr>
                 <w:spacing w:val="-47"/>
@@ -21503,6 +21630,7 @@
               </w:rPr>
               <w:t xml:space="preserve"> </w:t>
             </w:r>
+            <w:proofErr w:type="gramStart"/>
             <w:r>
               <w:rPr>
                 <w:sz w:val="16"/>
@@ -21523,7 +21651,15 @@
                 <w:sz w:val="16"/>
                 <w:szCs w:val="16"/>
               </w:rPr>
-              <w:t>r.1tue</w:t>
+              <w:t>r.</w:t>
+            </w:r>
+            <w:proofErr w:type="gramEnd"/>
+            <w:r>
+              <w:rPr>
+                <w:sz w:val="16"/>
+                <w:szCs w:val="16"/>
+              </w:rPr>
+              <w:t>1tue</w:t>
             </w:r>
             <w:r>
               <w:rPr>
@@ -21602,6 +21738,7 @@
               </w:rPr>
               <w:t xml:space="preserve"> </w:t>
             </w:r>
+            <w:proofErr w:type="gramStart"/>
             <w:r>
               <w:rPr>
                 <w:w w:val="115"/>
@@ -21637,6 +21774,7 @@
               </w:rPr>
               <w:t>aw</w:t>
             </w:r>
+            <w:proofErr w:type="gramEnd"/>
             <w:r>
               <w:rPr>
                 <w:spacing w:val="-31"/>
@@ -22049,6 +22187,7 @@
               </w:rPr>
               <w:t xml:space="preserve"> </w:t>
             </w:r>
+            <w:proofErr w:type="gramStart"/>
             <w:r>
               <w:rPr>
                 <w:w w:val="105"/>
@@ -22057,6 +22196,7 @@
               </w:rPr>
               <w:t>due</w:t>
             </w:r>
+            <w:proofErr w:type="gramEnd"/>
             <w:r>
               <w:rPr>
                 <w:spacing w:val="16"/>
@@ -22170,6 +22310,7 @@
               </w:rPr>
               <w:t xml:space="preserve"> </w:t>
             </w:r>
+            <w:proofErr w:type="gramStart"/>
             <w:r>
               <w:rPr>
                 <w:sz w:val="16"/>
@@ -22192,6 +22333,7 @@
               </w:rPr>
               <w:t>in</w:t>
             </w:r>
+            <w:proofErr w:type="gramEnd"/>
             <w:r>
               <w:rPr>
                 <w:spacing w:val="8"/>
@@ -22607,6 +22749,7 @@
               </w:rPr>
               <w:t xml:space="preserve"> </w:t>
             </w:r>
+            <w:proofErr w:type="gramStart"/>
             <w:r>
               <w:rPr>
                 <w:w w:val="110"/>
@@ -22649,6 +22792,7 @@
               </w:rPr>
               <w:t>l</w:t>
             </w:r>
+            <w:proofErr w:type="gramEnd"/>
             <w:r>
               <w:rPr>
                 <w:w w:val="153"/>
@@ -22991,7 +23135,16 @@
                 <w:sz w:val="16"/>
                 <w:szCs w:val="16"/>
               </w:rPr>
-              <w:t xml:space="preserve"> for </w:t>
+              <w:t xml:space="preserve"> </w:t>
+            </w:r>
+            <w:proofErr w:type="gramStart"/>
+            <w:r>
+              <w:rPr>
+                <w:w w:val="105"/>
+                <w:sz w:val="16"/>
+                <w:szCs w:val="16"/>
+              </w:rPr>
+              <w:t xml:space="preserve">for </w:t>
             </w:r>
             <w:r>
               <w:rPr>
@@ -23010,6 +23163,7 @@
               </w:rPr>
               <w:t>in</w:t>
             </w:r>
+            <w:proofErr w:type="gramEnd"/>
             <w:r>
               <w:rPr>
                 <w:spacing w:val="25"/>
@@ -23019,6 +23173,7 @@
               </w:rPr>
               <w:t xml:space="preserve"> </w:t>
             </w:r>
+            <w:proofErr w:type="gramStart"/>
             <w:r>
               <w:rPr>
                 <w:w w:val="105"/>
@@ -23042,7 +23197,16 @@
                 <w:sz w:val="16"/>
                 <w:szCs w:val="16"/>
               </w:rPr>
-              <w:t xml:space="preserve">present </w:t>
+              <w:t>present</w:t>
+            </w:r>
+            <w:proofErr w:type="gramEnd"/>
+            <w:r>
+              <w:rPr>
+                <w:w w:val="105"/>
+                <w:sz w:val="16"/>
+                <w:szCs w:val="16"/>
+              </w:rPr>
+              <w:t xml:space="preserve"> </w:t>
             </w:r>
             <w:r>
               <w:rPr>
@@ -23079,6 +23243,7 @@
               </w:rPr>
               <w:t xml:space="preserve"> </w:t>
             </w:r>
+            <w:proofErr w:type="gramStart"/>
             <w:r>
               <w:rPr>
                 <w:w w:val="105"/>
@@ -23087,6 +23252,7 @@
               </w:rPr>
               <w:t>Shall</w:t>
             </w:r>
+            <w:proofErr w:type="gramEnd"/>
             <w:r>
               <w:rPr>
                 <w:spacing w:val="53"/>
@@ -23096,6 +23262,7 @@
               </w:rPr>
               <w:t xml:space="preserve"> </w:t>
             </w:r>
+            <w:proofErr w:type="gramStart"/>
             <w:r>
               <w:rPr>
                 <w:w w:val="105"/>
@@ -23182,6 +23349,7 @@
               </w:rPr>
               <w:t>agreed</w:t>
             </w:r>
+            <w:proofErr w:type="gramEnd"/>
             <w:r>
               <w:rPr>
                 <w:spacing w:val="1"/>
@@ -23815,7 +23983,33 @@
                 <w:szCs w:val="16"/>
                 <w:u w:val="single"/>
               </w:rPr>
-              <w:t>3- The second party is not entitled to transfer to a competing activity for the same activity in which it was or any activity close to it, and this is determined by the first party and the second party is committed to it</w:t>
+              <w:t xml:space="preserve">3- The second party is not entitled to transfer to a competing activity for the same activity in which it was or any activity close to it, and this is determined by the first </w:t>
+            </w:r>
+            <w:proofErr w:type="gramStart"/>
+            <w:r>
+              <w:rPr>
+                <w:rFonts w:ascii="Arial" w:hAnsi="Arial" w:cs="Arial"/>
+                <w:b/>
+                <w:bCs/>
+                <w:w w:val="120"/>
+                <w:sz w:val="16"/>
+                <w:szCs w:val="16"/>
+                <w:u w:val="single"/>
+              </w:rPr>
+              <w:t>party</w:t>
+            </w:r>
+            <w:proofErr w:type="gramEnd"/>
+            <w:r>
+              <w:rPr>
+                <w:rFonts w:ascii="Arial" w:hAnsi="Arial" w:cs="Arial"/>
+                <w:b/>
+                <w:bCs/>
+                <w:w w:val="120"/>
+                <w:sz w:val="16"/>
+                <w:szCs w:val="16"/>
+                <w:u w:val="single"/>
+              </w:rPr>
+              <w:t xml:space="preserve"> and the second party is committed to it</w:t>
             </w:r>
           </w:p>
           <w:p>
@@ -24299,6 +24493,7 @@
               </w:rPr>
               <w:t xml:space="preserve"> </w:t>
             </w:r>
+            <w:proofErr w:type="gramStart"/>
             <w:r>
               <w:rPr>
                 <w:rFonts w:ascii="Arial" w:hAnsi="Arial" w:cs="Arial"/>
@@ -24337,6 +24532,7 @@
               </w:rPr>
               <w:t>aw</w:t>
             </w:r>
+            <w:proofErr w:type="gramEnd"/>
             <w:r>
               <w:rPr>
                 <w:rFonts w:ascii="Arial" w:hAnsi="Arial" w:cs="Arial"/>
@@ -24672,6 +24868,7 @@
               </w:rPr>
               <w:t xml:space="preserve"> </w:t>
             </w:r>
+            <w:proofErr w:type="gramStart"/>
             <w:r>
               <w:rPr>
                 <w:rFonts w:ascii="Arial" w:hAnsi="Arial" w:cs="Arial"/>
@@ -24700,6 +24897,7 @@
               </w:rPr>
               <w:t>on  or</w:t>
             </w:r>
+            <w:proofErr w:type="gramEnd"/>
             <w:r>
               <w:rPr>
                 <w:rFonts w:ascii="Arial" w:hAnsi="Arial" w:cs="Arial"/>
@@ -26643,7 +26841,29 @@
               <w:szCs w:val="14"/>
               <w:lang w:bidi="ar-KW"/>
             </w:rPr>
-            <w:t>The Public Authority For Manpower</w:t>
+            <w:t xml:space="preserve">The Public Authority </w:t>
+          </w:r>
+          <w:proofErr w:type="gramStart"/>
+          <w:r>
+            <w:rPr>
+              <w:b/>
+              <w:bCs/>
+              <w:sz w:val="14"/>
+              <w:szCs w:val="14"/>
+              <w:lang w:bidi="ar-KW"/>
+            </w:rPr>
+            <w:t>For</w:t>
+          </w:r>
+          <w:proofErr w:type="gramEnd"/>
+          <w:r>
+            <w:rPr>
+              <w:b/>
+              <w:bCs/>
+              <w:sz w:val="14"/>
+              <w:szCs w:val="14"/>
+              <w:lang w:bidi="ar-KW"/>
+            </w:rPr>
+            <w:t xml:space="preserve"> Manpower</w:t>
           </w:r>
         </w:p>
       </w:tc>
